--- a/docs/Manual_de_Referencia_CarGross.docx
+++ b/docs/Manual_de_Referencia_CarGross.docx
@@ -359,17 +359,46 @@
         <w:t xml:space="preserve">CarGross.py</w:t>
       </w:r>
       <w:r>
-        <w:t xml:space="preserve"> implementa la red neuronal de Carpenter/Grossberg tal como la describe Lippmann (1987) en el Box 3 de su artículo. La red agrupa patrones binarios sin necesitar etiquetas previas: cada vez que un patrón no se parece lo suficiente a ninguno de los prototipos aprendidos, crea una categoría nueva. El grado de parecido exigido lo fija el </w:t>
+        <w:t xml:space="preserve"> es un programa en Python que implementa la red neuronal de Carpenter/Grossberg, también conocida como ART-1, siguiendo el algoritmo que describe Lippmann (1987) en el Box 3 de su artículo.</w:t>
+      </w:r>
+    </w:p>
+    <w:p>
+      <w:pPr>
+        <w:spacing w:after="120" w:line="288"/>
+        <w:jc w:val="both"/>
+      </w:pPr>
+      <w:r>
+        <w:t xml:space="preserve">La red </w:t>
       </w:r>
       <w:r>
         <w:rPr>
           <w:b/>
           <w:bCs/>
         </w:rPr>
+        <w:t xml:space="preserve">agrupa datos sin necesidad de etiquetas previas</w:t>
+      </w:r>
+      <w:r>
+        <w:t xml:space="preserve">; por eso se dice que su aprendizaje es </w:t>
+      </w:r>
+      <w:r>
+        <w:rPr>
+          <w:b/>
+          <w:bCs/>
+        </w:rPr>
+        <w:t xml:space="preserve">no supervisado</w:t>
+      </w:r>
+      <w:r>
+        <w:t xml:space="preserve">. Recibe los registros de a uno y, para cada uno, busca si se parece lo suficiente a alguno de los grupos que ya conoce. Si lo encuentra, lo agrega a ese grupo; si no, crea un grupo nuevo. Cuánto parecido se exige lo define el </w:t>
+      </w:r>
+      <w:r>
+        <w:rPr>
+          <w:b/>
+          <w:bCs/>
+        </w:rPr>
         <w:t xml:space="preserve">parámetro de vigilancia ρ</w:t>
       </w:r>
       <w:r>
-        <w:t xml:space="preserve">.</w:t>
+        <w:t xml:space="preserve"> (rho), un número entre 0 y 1: cuanto más alto, más estricta es la red.</w:t>
       </w:r>
     </w:p>
     <w:p>
@@ -378,7 +407,7 @@
         <w:jc w:val="both"/>
       </w:pPr>
       <w:r>
-        <w:t xml:space="preserve">En este trabajo la red se aplica a la telemetría de un servidor (CPU, memoria, disco y red) para descubrir de forma autónoma sus estados operativos. Un estado anómalo se manifiesta como la creación de una categoría que no aparece durante la operación normal.</w:t>
+        <w:t xml:space="preserve">En este trabajo la red se aplica a la telemetría de un servidor, es decir, a mediciones periódicas de uso de CPU, memoria, disco y red, para descubrir de forma autónoma sus estados de funcionamiento. Una situación anómala se reconoce porque la red necesita crear un grupo que no aparecía durante el funcionamiento normal.</w:t>
       </w:r>
     </w:p>
     <w:p>
@@ -411,10 +440,10 @@
           <w:b/>
           <w:bCs/>
         </w:rPr>
-        <w:t xml:space="preserve">Agrupamiento no supervisado adaptativo:</w:t>
-      </w:r>
-      <w:r>
-        <w:t xml:space="preserve"> implementa la arquitectura ART-1 de Carpenter/Grossberg para agrupar perfiles de telemetría sin etiquetas de entrenamiento.</w:t>
+        <w:t xml:space="preserve">Agrupamiento no supervisado:</w:t>
+      </w:r>
+      <w:r>
+        <w:t xml:space="preserve"> implementa la red ART-1 de Carpenter/Grossberg para agrupar perfiles de telemetría sin datos de entrenamiento etiquetados.</w:t>
       </w:r>
     </w:p>
     <w:p>
@@ -434,7 +463,7 @@
         <w:t xml:space="preserve">Fiel al algoritmo de referencia:</w:t>
       </w:r>
       <w:r>
-        <w:t xml:space="preserve"> sigue los 8 pasos del Box 3 de Lippmann (1987), incluida la inicialización de los nodos libres (t = 1, b = 1/(1+N)). Las pruebas automáticas verifican que el resultado coincide con una implementación literal del Box 3.</w:t>
+        <w:t xml:space="preserve"> sigue los 8 pasos del Box 3 de Lippmann (1987). Esto incluye la inicialización de las neuronas de salida todavía no usadas, que el artículo define con pesos t = 1 y b = 1/(1+N), donde N es la cantidad de variables. Las pruebas automáticas comprueban que los resultados coinciden con una implementación literal del Box 3.</w:t>
       </w:r>
     </w:p>
     <w:p>
@@ -451,10 +480,10 @@
           <w:b/>
           <w:bCs/>
         </w:rPr>
-        <w:t xml:space="preserve">Aprendizaje en línea (fast learning):</w:t>
-      </w:r>
-      <w:r>
-        <w:t xml:space="preserve"> la red procesa los patrones uno por uno y crea dinámicamente nuevas categorías (nodos de la capa de salida F2) cuando un patrón no supera el test de vigilancia con ningún prototipo existente.</w:t>
+        <w:t xml:space="preserve">Aprendizaje en línea:</w:t>
+      </w:r>
+      <w:r>
+        <w:t xml:space="preserve"> la red procesa los registros uno por uno y en una sola pasada. Cuando un registro no se parece lo suficiente a ningún grupo existente, crea una categoría nueva, que corresponde a una nueva neurona en la capa de salida (llamada F2). Lippmann llama a este modo *fast learning* (aprendizaje rápido).</w:t>
       </w:r>
     </w:p>
     <w:p>
@@ -471,10 +500,10 @@
           <w:b/>
           <w:bCs/>
         </w:rPr>
-        <w:t xml:space="preserve">Formato estándar:</w:t>
-      </w:r>
-      <w:r>
-        <w:t xml:space="preserve"> procesa archivos CSV con encabezado y cualquier cantidad de variables binarias (N) y de registros.</w:t>
+        <w:t xml:space="preserve">Formato estándar de entrada:</w:t>
+      </w:r>
+      <w:r>
+        <w:t xml:space="preserve"> procesa archivos CSV (archivos de texto donde cada fila es un registro y los valores se separan con comas) con encabezado y con cualquier cantidad de variables y de registros, siempre que los valores sean 0 o 1.</w:t>
       </w:r>
     </w:p>
     <w:p>
@@ -516,7 +545,7 @@
         <w:t xml:space="preserve">--help</w:t>
       </w:r>
       <w:r>
-        <w:t xml:space="preserve"> muestra el manual (man). Ante cualquier corrida infructuosa, el programa explica el error, muestra el manual y termina con código 1.</w:t>
+        <w:t xml:space="preserve"> muestra la ayuda del programa (el *man*). Si una ejecución falla, el programa explica el error, muestra esa ayuda y termina con código de salida 1, que es la forma estándar de avisarle al sistema operativo que hubo un error.</w:t>
       </w:r>
     </w:p>
     <w:p>
@@ -547,7 +576,7 @@
         <w:t xml:space="preserve">-o</w:t>
       </w:r>
       <w:r>
-        <w:t xml:space="preserve"> guarda en un CSV el clúster asignado a cada registro.</w:t>
+        <w:t xml:space="preserve"> guarda en un archivo CSV el grupo asignado a cada registro.</w:t>
       </w:r>
     </w:p>
     <w:p>
@@ -572,10 +601,10 @@
           <w:b/>
           <w:bCs/>
         </w:rPr>
-        <w:t xml:space="preserve">Solo entradas binarias:</w:t>
-      </w:r>
-      <w:r>
-        <w:t xml:space="preserve"> ART-1 admite únicamente valores 0 o 1. Las variables continuas o categóricas deben binarizarse antes (el script </w:t>
+        <w:t xml:space="preserve">Solo datos binarios:</w:t>
+      </w:r>
+      <w:r>
+        <w:t xml:space="preserve"> ART-1 solo acepta valores 0 o 1. Las variables numéricas continuas o las categorías de texto deben convertirse antes a 0 y 1, proceso que se llama binarización. El script </w:t>
       </w:r>
       <w:r>
         <w:rPr>
@@ -586,7 +615,7 @@
         <w:t xml:space="preserve">preprocesamiento_art1.py</w:t>
       </w:r>
       <w:r>
-        <w:t xml:space="preserve"> lo hace para la telemetría del trabajo).</w:t>
+        <w:t xml:space="preserve"> hace esta conversión para la telemetría del trabajo.</w:t>
       </w:r>
     </w:p>
     <w:p>
@@ -603,10 +632,10 @@
           <w:b/>
           <w:bCs/>
         </w:rPr>
-        <w:t xml:space="preserve">Vectores nulos:</w:t>
-      </w:r>
-      <w:r>
-        <w:t xml:space="preserve"> se rechazan los registros con todas las variables en 0, porque el test de vigilancia ‖T·X‖ / ‖X‖ dividiría por cero.</w:t>
+        <w:t xml:space="preserve">Registros con todos los valores en 0:</w:t>
+      </w:r>
+      <w:r>
+        <w:t xml:space="preserve"> se rechazan. Para decidir si un registro se parece a un grupo, la red divide por la cantidad de unos del registro (‖X‖); si no tiene ningún 1, esa división sería por cero.</w:t>
       </w:r>
     </w:p>
     <w:p>
@@ -626,7 +655,17 @@
         <w:t xml:space="preserve">Sensibilidad al ruido:</w:t>
       </w:r>
       <w:r>
-        <w:t xml:space="preserve"> los prototipos se actualizan con una operación lógica AND. Un bit en 0 por ruido borra para siempre ese bit del prototipo (erosión), y con vigilancia alta el ruido provoca categorías redundantes.</w:t>
+        <w:t xml:space="preserve"> cada grupo guarda un patrón representativo llamado </w:t>
+      </w:r>
+      <w:r>
+        <w:rPr>
+          <w:b/>
+          <w:bCs/>
+        </w:rPr>
+        <w:t xml:space="preserve">prototipo</w:t>
+      </w:r>
+      <w:r>
+        <w:t xml:space="preserve">. Al aprender, la red lo actualiza con una operación lógica AND: el prototipo conserva un 1 solo en las posiciones donde también hay un 1 en el registro nuevo. Por eso, si un registro llega con un 1 perdido por error de medición (ruido), ese 1 desaparece del prototipo y ya no se recupera. A este efecto se lo llama erosión del prototipo. Con vigilancia alta, el ruido además provoca grupos repetidos.</w:t>
       </w:r>
     </w:p>
     <w:p>
@@ -646,7 +685,7 @@
         <w:t xml:space="preserve">Dependencia del orden:</w:t>
       </w:r>
       <w:r>
-        <w:t xml:space="preserve"> como el algoritmo del líder, el resultado depende del orden en que se presentan las filas del CSV. Con otro orden pueden cambiar los tamaños de los grupos e incluso la cantidad de categorías.</w:t>
+        <w:t xml:space="preserve"> el resultado depende del orden en que aparecen las filas en el CSV, porque el primer registro de cada grupo define su prototipo inicial. Es una característica del algoritmo del líder, en el que se basa la red: con otro orden pueden cambiar los tamaños de los grupos e incluso la cantidad de grupos.</w:t>
       </w:r>
     </w:p>
     <w:p>
@@ -663,10 +702,10 @@
           <w:b/>
           <w:bCs/>
         </w:rPr>
-        <w:t xml:space="preserve">Vigilancia menor que 1:</w:t>
-      </w:r>
-      <w:r>
-        <w:t xml:space="preserve"> el test de Lippmann es estricto (&gt; ρ). Con ρ = 1 ningún patrón lo superaría, por eso el programa exige 0 ≤ ρ &lt; 1.</w:t>
+        <w:t xml:space="preserve">La vigilancia debe ser menor que 1:</w:t>
+      </w:r>
+      <w:r>
+        <w:t xml:space="preserve"> la regla de Lippmann exige que el parecido sea estrictamente mayor que ρ. Como el parecido máximo posible es 1, con ρ = 1 ningún registro cumpliría la regla. Por eso el programa exige 0 ≤ ρ &lt; 1.</w:t>
       </w:r>
     </w:p>
     <w:p>
@@ -683,10 +722,10 @@
           <w:b/>
           <w:bCs/>
         </w:rPr>
-        <w:t xml:space="preserve">Recursos finitos:</w:t>
-      </w:r>
-      <w:r>
-        <w:t xml:space="preserve"> con la opción </w:t>
+        <w:t xml:space="preserve">Cantidad limitada de neuronas:</w:t>
+      </w:r>
+      <w:r>
+        <w:t xml:space="preserve"> la opción </w:t>
       </w:r>
       <w:r>
         <w:rPr>
@@ -697,7 +736,7 @@
         <w:t xml:space="preserve">-m</w:t>
       </w:r>
       <w:r>
-        <w:t xml:space="preserve"> se puede limitar la cantidad de nodos F2. Si se agotan, los patrones que no encajan quedan sin clasificar (clúster -1).</w:t>
+        <w:t xml:space="preserve"> permite limitar la cantidad de neuronas de salida. Si se agotan, los registros que no encajan en ningún grupo quedan sin clasificar y se marcan con el grupo -1.</w:t>
       </w:r>
     </w:p>
     <w:p>
@@ -733,7 +772,7 @@
         <w:t xml:space="preserve">Python 3.8 o superior</w:t>
       </w:r>
       <w:r>
-        <w:t xml:space="preserve"> (probado con Python 3.12).</w:t>
+        <w:t xml:space="preserve"> (se probó con Python 3.12).</w:t>
       </w:r>
     </w:p>
     <w:p>
@@ -753,7 +792,7 @@
         <w:t xml:space="preserve">Sin dependencias externas:</w:t>
       </w:r>
       <w:r>
-        <w:t xml:space="preserve"> el programa usa solo la biblioteca estándar de Python (</w:t>
+        <w:t xml:space="preserve"> el programa solo usa módulos que vienen incluidos con Python (</w:t>
       </w:r>
       <w:r>
         <w:rPr>
@@ -797,7 +836,7 @@
         <w:t xml:space="preserve">csv</w:t>
       </w:r>
       <w:r>
-        <w:t xml:space="preserve">, </w:t>
+        <w:t xml:space="preserve"> y </w:t>
       </w:r>
       <w:r>
         <w:rPr>
@@ -808,7 +847,7 @@
         <w:t xml:space="preserve">typing</w:t>
       </w:r>
       <w:r>
-        <w:t xml:space="preserve">). No hace falta instalar ningún paquete con pip; el archivo </w:t>
+        <w:t xml:space="preserve">). No hace falta instalar nada con pip; el archivo </w:t>
       </w:r>
       <w:r>
         <w:rPr>
@@ -853,7 +892,7 @@
         <w:spacing w:after="60" w:line="276"/>
       </w:pPr>
       <w:r>
-        <w:t xml:space="preserve">Verificar la versión de Python (en Windows, usar </w:t>
+        <w:t xml:space="preserve">Verificar la versión de Python instalada (en Windows, escribir </w:t>
       </w:r>
       <w:r>
         <w:rPr>
@@ -909,7 +948,7 @@
         <w:spacing w:after="60" w:line="276"/>
       </w:pPr>
       <w:r>
-        <w:t xml:space="preserve">Descargar el proyecto. Con Git:</w:t>
+        <w:t xml:space="preserve">Descargar el proyecto. Si se tiene Git instalado:</w:t>
       </w:r>
     </w:p>
     <w:p>
@@ -958,7 +997,7 @@
         <w:jc w:val="both"/>
       </w:pPr>
       <w:r>
-        <w:t xml:space="preserve">Sin Git: en la página del repositorio elegir </w:t>
+        <w:t xml:space="preserve">Sin Git: en la página del repositorio, elegir </w:t>
       </w:r>
       <w:r>
         <w:rPr>
@@ -968,7 +1007,7 @@
         <w:t xml:space="preserve">Code → Download ZIP</w:t>
       </w:r>
       <w:r>
-        <w:t xml:space="preserve">, descomprimir y abrir una terminal en esa carpeta.</w:t>
+        <w:t xml:space="preserve">, descomprimir el archivo y abrir una terminal en esa carpeta.</w:t>
       </w:r>
     </w:p>
     <w:p>
@@ -981,7 +1020,7 @@
         <w:spacing w:after="60" w:line="276"/>
       </w:pPr>
       <w:r>
-        <w:t xml:space="preserve">Verificar que el programa funciona mostrando el manual integrado:</w:t>
+        <w:t xml:space="preserve">Comprobar que el programa funciona mostrando la ayuda integrada:</w:t>
       </w:r>
     </w:p>
     <w:p>
@@ -1015,7 +1054,7 @@
         <w:spacing w:after="60" w:line="276"/>
       </w:pPr>
       <w:r>
-        <w:t xml:space="preserve">Opcional: ejecutar las pruebas automáticas. Deben terminar con </w:t>
+        <w:t xml:space="preserve">Opcional: ejecutar las pruebas automáticas. Si todo está bien, terminan con la palabra </w:t>
       </w:r>
       <w:r>
         <w:rPr>
@@ -1199,7 +1238,7 @@
                 <w:sz w:val="19"/>
                 <w:szCs w:val="19"/>
               </w:rPr>
-              <w:t xml:space="preserve">Programa principal: red de Carpenter/Grossberg</w:t>
+              <w:t xml:space="preserve">Programa principal: la red de Carpenter/Grossberg</w:t>
             </w:r>
           </w:p>
         </w:tc>
@@ -1260,7 +1299,7 @@
                 <w:sz w:val="19"/>
                 <w:szCs w:val="19"/>
               </w:rPr>
-              <w:t xml:space="preserve">Dataset 1: régimen nominal (100 registros × 5 variables)</w:t>
+              <w:t xml:space="preserve">Dataset 1: funcionamiento normal o nominal (100 registros × 5 variables)</w:t>
             </w:r>
           </w:p>
         </w:tc>
@@ -1321,7 +1360,7 @@
                 <w:sz w:val="19"/>
                 <w:szCs w:val="19"/>
               </w:rPr>
-              <w:t xml:space="preserve">Dataset 2: régimen de estrés (100 registros × 5 variables)</w:t>
+              <w:t xml:space="preserve">Dataset 2: funcionamiento bajo estrés (100 registros × 5 variables)</w:t>
             </w:r>
           </w:p>
         </w:tc>
@@ -1382,7 +1421,7 @@
                 <w:sz w:val="19"/>
                 <w:szCs w:val="19"/>
               </w:rPr>
-              <w:t xml:space="preserve">Metadatos: origen, umbral y regla de cada variable binaria</w:t>
+              <w:t xml:space="preserve">Metadatos: de dónde sale cada variable, qué umbral se usó y qué regla la define</w:t>
             </w:r>
           </w:p>
         </w:tc>
@@ -1443,7 +1482,7 @@
                 <w:sz w:val="19"/>
                 <w:szCs w:val="19"/>
               </w:rPr>
-              <w:t xml:space="preserve">Genera los datasets binarios a partir de la telemetría cruda</w:t>
+              <w:t xml:space="preserve">Genera los datasets de 0 y 1 a partir de la telemetría original</w:t>
             </w:r>
           </w:p>
         </w:tc>
@@ -1504,7 +1543,7 @@
                 <w:sz w:val="19"/>
                 <w:szCs w:val="19"/>
               </w:rPr>
-              <w:t xml:space="preserve">Telemetría cruda: 2243 registros cada 300 s, 5 métricas</w:t>
+              <w:t xml:space="preserve">Telemetría original: 2243 registros tomados cada 300 segundos, con 5 métricas</w:t>
             </w:r>
           </w:p>
         </w:tc>
@@ -1565,7 +1604,7 @@
                 <w:sz w:val="19"/>
                 <w:szCs w:val="19"/>
               </w:rPr>
-              <w:t xml:space="preserve">Corridas del informe; resultados en la carpeta </w:t>
+              <w:t xml:space="preserve">Ejecuta las pruebas del informe y guarda los resultados en la carpeta </w:t>
             </w:r>
             <w:r>
               <w:rPr>
@@ -1710,7 +1749,7 @@
                 <w:sz w:val="19"/>
                 <w:szCs w:val="19"/>
               </w:rPr>
-              <w:t xml:space="preserve">Instrucciones rápidas y dependencias (ninguna)</w:t>
+              <w:t xml:space="preserve">Instrucciones rápidas y lista de dependencias (vacía)</w:t>
             </w:r>
           </w:p>
         </w:tc>
@@ -1729,7 +1768,7 @@
         <w:pStyle w:val="Heading2"/>
       </w:pPr>
       <w:r>
-        <w:t xml:space="preserve">4.1 Sintaxis</w:t>
+        <w:t xml:space="preserve">4.1 Cómo se ejecuta</w:t>
       </w:r>
     </w:p>
     <w:p>
@@ -1751,6 +1790,15 @@
           <w:szCs w:val="16"/>
         </w:rPr>
         <w:t xml:space="preserve">python3 CarGross.py -d &lt;archivo.csv&gt; [-p RHO] [-m MAX_NODOS] [-o SALIDA.csv] [-v]</w:t>
+      </w:r>
+    </w:p>
+    <w:p>
+      <w:pPr>
+        <w:spacing w:after="120" w:line="288"/>
+        <w:jc w:val="both"/>
+      </w:pPr>
+      <w:r>
+        <w:t xml:space="preserve">Las opciones entre corchetes son optativas; si no se indican, se usa el valor por defecto.</w:t>
       </w:r>
     </w:p>
     <w:tbl>
@@ -1834,7 +1882,7 @@
                 <w:sz w:val="19"/>
                 <w:szCs w:val="19"/>
               </w:rPr>
-              <w:t xml:space="preserve">Descripción</w:t>
+              <w:t xml:space="preserve">Para qué sirve</w:t>
             </w:r>
           </w:p>
         </w:tc>
@@ -1866,7 +1914,7 @@
                 <w:sz w:val="19"/>
                 <w:szCs w:val="19"/>
               </w:rPr>
-              <w:t xml:space="preserve">Por defecto</w:t>
+              <w:t xml:space="preserve">Valor por defecto</w:t>
             </w:r>
           </w:p>
         </w:tc>
@@ -1942,7 +1990,7 @@
                 <w:sz w:val="19"/>
                 <w:szCs w:val="19"/>
               </w:rPr>
-              <w:t xml:space="preserve">Ruta del CSV de entrada</w:t>
+              <w:t xml:space="preserve">Archivo CSV con los datos de entrada</w:t>
             </w:r>
           </w:p>
         </w:tc>
@@ -2047,7 +2095,7 @@
                 <w:sz w:val="19"/>
                 <w:szCs w:val="19"/>
               </w:rPr>
-              <w:t xml:space="preserve">Vigilancia ρ, con 0.0 ≤ ρ &lt; 1.0. Más alta = categorías más estrictas y más numerosas</w:t>
+              <w:t xml:space="preserve">Vigilancia ρ: mayor o igual que 0 y menor que 1. Cuanto más alta, más parecidos tienen que ser los registros de un mismo grupo y más grupos se forman</w:t>
             </w:r>
           </w:p>
         </w:tc>
@@ -2152,7 +2200,7 @@
                 <w:sz w:val="19"/>
                 <w:szCs w:val="19"/>
               </w:rPr>
-              <w:t xml:space="preserve">Cantidad M de nodos de salida F2 disponibles</w:t>
+              <w:t xml:space="preserve">Cantidad máxima de grupos (neuronas de salida) que puede crear la red</w:t>
             </w:r>
           </w:p>
         </w:tc>
@@ -2257,7 +2305,7 @@
                 <w:sz w:val="19"/>
                 <w:szCs w:val="19"/>
               </w:rPr>
-              <w:t xml:space="preserve">CSV donde se guarda el clúster asignado a cada registro</w:t>
+              <w:t xml:space="preserve">Archivo CSV donde se guarda el grupo asignado a cada registro</w:t>
             </w:r>
           </w:p>
         </w:tc>
@@ -2362,7 +2410,7 @@
                 <w:sz w:val="19"/>
                 <w:szCs w:val="19"/>
               </w:rPr>
-              <w:t xml:space="preserve">Muestra paso a paso a qué clúster va cada registro</w:t>
+              <w:t xml:space="preserve">Muestra, registro por registro, a qué grupo se asigna</w:t>
             </w:r>
           </w:p>
         </w:tc>
@@ -2467,7 +2515,7 @@
                 <w:sz w:val="19"/>
                 <w:szCs w:val="19"/>
               </w:rPr>
-              <w:t xml:space="preserve">Muestra el manual integrado</w:t>
+              <w:t xml:space="preserve">Muestra la ayuda integrada</w:t>
             </w:r>
           </w:p>
         </w:tc>
@@ -2524,7 +2572,7 @@
         <w:t xml:space="preserve">,</w:t>
       </w:r>
       <w:r>
-        <w:t xml:space="preserve">), codificado en UTF-8. Se acepta el formato "CSV UTF-8" de Excel.</w:t>
+        <w:t xml:space="preserve">) y guardado con codificación UTF-8, que es la codificación estándar para letras con tilde. También se acepta el formato "CSV UTF-8" que genera Excel.</w:t>
       </w:r>
     </w:p>
     <w:p>
@@ -2537,7 +2585,7 @@
         <w:spacing w:after="60" w:line="276"/>
       </w:pPr>
       <w:r>
-        <w:t xml:space="preserve">La primera fila es el encabezado con el nombre de cada variable.</w:t>
+        <w:t xml:space="preserve">La primera fila es el encabezado, con el nombre de cada variable.</w:t>
       </w:r>
     </w:p>
     <w:p>
@@ -2550,7 +2598,7 @@
         <w:spacing w:after="60" w:line="276"/>
       </w:pPr>
       <w:r>
-        <w:t xml:space="preserve">Cada fila siguiente es un registro: tantos valores como columnas del encabezado, todos 0 o 1, y al menos un 1.</w:t>
+        <w:t xml:space="preserve">Cada una de las filas siguientes es un registro: debe tener tantos valores como columnas tiene el encabezado, todos 0 o 1, y al menos un 1.</w:t>
       </w:r>
     </w:p>
     <w:p>
@@ -2667,7 +2715,7 @@
         <w:jc w:val="both"/>
       </w:pPr>
       <w:r>
-        <w:t xml:space="preserve">CSV con dos columnas: </w:t>
+        <w:t xml:space="preserve">Es un CSV con dos columnas. </w:t>
       </w:r>
       <w:r>
         <w:rPr>
@@ -2678,7 +2726,7 @@
         <w:t xml:space="preserve">fila</w:t>
       </w:r>
       <w:r>
-        <w:t xml:space="preserve"> (1 = primer registro después del encabezado) y </w:t>
+        <w:t xml:space="preserve"> es el número de registro, contando desde 1 a partir de la fila siguiente al encabezado. </w:t>
       </w:r>
       <w:r>
         <w:rPr>
@@ -2689,7 +2737,7 @@
         <w:t xml:space="preserve">cluster</w:t>
       </w:r>
       <w:r>
-        <w:t xml:space="preserve"> (número de nodo F2; -1 si el registro quedó sin clasificar porque se agotaron los nodos).</w:t>
+        <w:t xml:space="preserve"> es el número de grupo asignado; vale -1 si el registro quedó sin clasificar porque se alcanzó el máximo de grupos.</w:t>
       </w:r>
     </w:p>
     <w:p>
@@ -2803,7 +2851,7 @@
         <w:t xml:space="preserve">metadatos_variables.csv</w:t>
       </w:r>
       <w:r>
-        <w:t xml:space="preserve"> documenta, para cada variable binaria de los datasets entregados, la métrica cruda de la que proviene, el umbral usado y la regla de binarización. Sus columnas son </w:t>
+        <w:t xml:space="preserve"> es documentación: explica, para cada variable de los datasets entregados, de qué medición original proviene, qué umbral se usó y cuál es la regla para que valga 1. Sus columnas son </w:t>
       </w:r>
       <w:r>
         <w:rPr>
@@ -2866,7 +2914,7 @@
         <w:pStyle w:val="Heading2"/>
       </w:pPr>
       <w:r>
-        <w:t xml:space="preserve">4.5 Manual integrado (salida de --help)</w:t>
+        <w:t xml:space="preserve">4.5 Ayuda integrada (salida de --help)</w:t>
       </w:r>
     </w:p>
     <w:p>
@@ -3701,7 +3749,7 @@
         <w:pStyle w:val="Heading2"/>
       </w:pPr>
       <w:r>
-        <w:t xml:space="preserve">5.1 Dataset 1: régimen nominal</w:t>
+        <w:t xml:space="preserve">5.1 Dataset 1: funcionamiento normal</w:t>
       </w:r>
     </w:p>
     <w:p>
@@ -4192,39 +4240,20 @@
           <w:b/>
           <w:bCs/>
         </w:rPr>
-        <w:t xml:space="preserve">Interpretación:</w:t>
-      </w:r>
-      <w:r>
-        <w:t xml:space="preserve"> la capa F1 recibe 100 vectores de 5 componentes. Con ρ = 0.5 la red forma M = 8 categorías, una por cada combinación de alertas presente en el régimen nominal. Los estados dominantes son disco alto aislado (23 %), CPU alta aislada (21 %), tráfico de red alto en ambos sentidos (21 %) y CPU con disco (18 %). Las combinaciones raras (1 % a 3 %) quedan aisladas en nodos propios y son candidatas a revisión.</w:t>
-      </w:r>
-    </w:p>
-    <w:p>
-      <w:pPr>
-        <w:pStyle w:val="Heading2"/>
-      </w:pPr>
-      <w:r>
-        <w:t xml:space="preserve">5.2 Dataset 2: régimen de estrés</w:t>
-      </w:r>
-    </w:p>
-    <w:p>
-      <w:pPr>
-        <w:pBdr>
-          <w:top w:val="single" w:color="C8D3DE" w:sz="4" w:space="4"/>
-          <w:left w:val="single" w:color="C8D3DE" w:sz="4" w:space="4"/>
-          <w:bottom w:val="single" w:color="C8D3DE" w:sz="4" w:space="4"/>
-          <w:right w:val="single" w:color="C8D3DE" w:sz="4" w:space="4"/>
-        </w:pBdr>
-        <w:shd w:fill="F2F5F8" w:color="auto" w:val="clear"/>
-        <w:spacing w:after="160" w:line="240"/>
-        <w:ind w:left="120" w:right="120"/>
-      </w:pPr>
-      <w:r>
-        <w:rPr>
-          <w:rFonts w:ascii="Courier New" w:cs="Courier New" w:eastAsia="Courier New" w:hAnsi="Courier New"/>
-          <w:sz w:val="16"/>
-          <w:szCs w:val="16"/>
-        </w:rPr>
-        <w:t xml:space="preserve">python3 CarGross.py -d dataset_telemetria_estres.csv -p 0.5</w:t>
+        <w:t xml:space="preserve">Cómo leer la salida:</w:t>
+      </w:r>
+      <w:r>
+        <w:t xml:space="preserve"> la capa de entrada de la red (F1) recibe 100 registros de 5 valores cada uno. Cada "Nodo F2" es un grupo que formó la red; para cada uno se indica cuántos registros reunió y su </w:t>
+      </w:r>
+      <w:r>
+        <w:rPr>
+          <w:b/>
+          <w:bCs/>
+        </w:rPr>
+        <w:t xml:space="preserve">prototipo</w:t>
+      </w:r>
+      <w:r>
+        <w:t xml:space="preserve">, que es el patrón de 0 y 1 que lo representa (el programa lo llama *prototipo top-down* porque se guarda en los pesos que van de la capa de salida a la de entrada).</w:t>
       </w:r>
     </w:p>
     <w:p>
@@ -4233,7 +4262,22 @@
         <w:jc w:val="both"/>
       </w:pPr>
       <w:r>
-        <w:t xml:space="preserve">Salida esperada:</w:t>
+        <w:rPr>
+          <w:b/>
+          <w:bCs/>
+        </w:rPr>
+        <w:t xml:space="preserve">Interpretación:</w:t>
+      </w:r>
+      <w:r>
+        <w:t xml:space="preserve"> con ρ = 0.5 la red forma 8 grupos, uno por cada combinación de alertas presente en el funcionamiento normal. Los más frecuentes son: solo disco alto (23 %), solo CPU alta (21 %), tráfico de red alto en ambos sentidos (21 %) y CPU con disco (18 %). Las combinaciones poco frecuentes (entre 1 % y 3 %) quedan en grupos propios y son las primeras candidatas a revisar.</w:t>
+      </w:r>
+    </w:p>
+    <w:p>
+      <w:pPr>
+        <w:pStyle w:val="Heading2"/>
+      </w:pPr>
+      <w:r>
+        <w:t xml:space="preserve">5.2 Dataset 2: funcionamiento bajo estrés</w:t>
       </w:r>
     </w:p>
     <w:p>
@@ -4241,348 +4285,6 @@
         <w:pBdr>
           <w:top w:val="single" w:color="C8D3DE" w:sz="4" w:space="4"/>
           <w:left w:val="single" w:color="C8D3DE" w:sz="4" w:space="4"/>
-          <w:right w:val="single" w:color="C8D3DE" w:sz="4" w:space="4"/>
-        </w:pBdr>
-        <w:shd w:fill="F2F5F8" w:color="auto" w:val="clear"/>
-        <w:spacing w:after="0" w:line="240"/>
-        <w:ind w:left="120" w:right="120"/>
-      </w:pPr>
-      <w:r>
-        <w:rPr>
-          <w:rFonts w:ascii="Courier New" w:cs="Courier New" w:eastAsia="Courier New" w:hAnsi="Courier New"/>
-          <w:sz w:val="16"/>
-          <w:szCs w:val="16"/>
-        </w:rPr>
-        <w:t xml:space="preserve">=========================================================</w:t>
-      </w:r>
-    </w:p>
-    <w:p>
-      <w:pPr>
-        <w:pBdr>
-          <w:left w:val="single" w:color="C8D3DE" w:sz="4" w:space="4"/>
-          <w:right w:val="single" w:color="C8D3DE" w:sz="4" w:space="4"/>
-        </w:pBdr>
-        <w:shd w:fill="F2F5F8" w:color="auto" w:val="clear"/>
-        <w:spacing w:after="0" w:line="240"/>
-        <w:ind w:left="120" w:right="120"/>
-      </w:pPr>
-      <w:r>
-        <w:rPr>
-          <w:rFonts w:ascii="Courier New" w:cs="Courier New" w:eastAsia="Courier New" w:hAnsi="Courier New"/>
-          <w:sz w:val="16"/>
-          <w:szCs w:val="16"/>
-        </w:rPr>
-        <w:t xml:space="preserve"> RED NEURONAL DE CARPENTER/GROSSBERG - SESIÓN DE APRENDIZAJE</w:t>
-      </w:r>
-    </w:p>
-    <w:p>
-      <w:pPr>
-        <w:pBdr>
-          <w:left w:val="single" w:color="C8D3DE" w:sz="4" w:space="4"/>
-          <w:right w:val="single" w:color="C8D3DE" w:sz="4" w:space="4"/>
-        </w:pBdr>
-        <w:shd w:fill="F2F5F8" w:color="auto" w:val="clear"/>
-        <w:spacing w:after="0" w:line="240"/>
-        <w:ind w:left="120" w:right="120"/>
-      </w:pPr>
-      <w:r>
-        <w:rPr>
-          <w:rFonts w:ascii="Courier New" w:cs="Courier New" w:eastAsia="Courier New" w:hAnsi="Courier New"/>
-          <w:sz w:val="16"/>
-          <w:szCs w:val="16"/>
-        </w:rPr>
-        <w:t xml:space="preserve">=========================================================</w:t>
-      </w:r>
-    </w:p>
-    <w:p>
-      <w:pPr>
-        <w:pBdr>
-          <w:left w:val="single" w:color="C8D3DE" w:sz="4" w:space="4"/>
-          <w:right w:val="single" w:color="C8D3DE" w:sz="4" w:space="4"/>
-        </w:pBdr>
-        <w:shd w:fill="F2F5F8" w:color="auto" w:val="clear"/>
-        <w:spacing w:after="0" w:line="240"/>
-        <w:ind w:left="120" w:right="120"/>
-      </w:pPr>
-      <w:r>
-        <w:rPr>
-          <w:rFonts w:ascii="Courier New" w:cs="Courier New" w:eastAsia="Courier New" w:hAnsi="Courier New"/>
-          <w:sz w:val="16"/>
-          <w:szCs w:val="16"/>
-        </w:rPr>
-        <w:t xml:space="preserve"> Dataset Fuente     : dataset_telemetria_estres.csv</w:t>
-      </w:r>
-    </w:p>
-    <w:p>
-      <w:pPr>
-        <w:pBdr>
-          <w:left w:val="single" w:color="C8D3DE" w:sz="4" w:space="4"/>
-          <w:right w:val="single" w:color="C8D3DE" w:sz="4" w:space="4"/>
-        </w:pBdr>
-        <w:shd w:fill="F2F5F8" w:color="auto" w:val="clear"/>
-        <w:spacing w:after="0" w:line="240"/>
-        <w:ind w:left="120" w:right="120"/>
-      </w:pPr>
-      <w:r>
-        <w:rPr>
-          <w:rFonts w:ascii="Courier New" w:cs="Courier New" w:eastAsia="Courier New" w:hAnsi="Courier New"/>
-          <w:sz w:val="16"/>
-          <w:szCs w:val="16"/>
-        </w:rPr>
-        <w:t xml:space="preserve"> Patrones Aplicados : 100</w:t>
-      </w:r>
-    </w:p>
-    <w:p>
-      <w:pPr>
-        <w:pBdr>
-          <w:left w:val="single" w:color="C8D3DE" w:sz="4" w:space="4"/>
-          <w:right w:val="single" w:color="C8D3DE" w:sz="4" w:space="4"/>
-        </w:pBdr>
-        <w:shd w:fill="F2F5F8" w:color="auto" w:val="clear"/>
-        <w:spacing w:after="0" w:line="240"/>
-        <w:ind w:left="120" w:right="120"/>
-      </w:pPr>
-      <w:r>
-        <w:rPr>
-          <w:rFonts w:ascii="Courier New" w:cs="Courier New" w:eastAsia="Courier New" w:hAnsi="Courier New"/>
-          <w:sz w:val="16"/>
-          <w:szCs w:val="16"/>
-        </w:rPr>
-        <w:t xml:space="preserve"> Nodos de Entrada F1: 5 (cpu_alta, ram_alta, disco_saturado, red_in_alta, red_out_alta)</w:t>
-      </w:r>
-    </w:p>
-    <w:p>
-      <w:pPr>
-        <w:pBdr>
-          <w:left w:val="single" w:color="C8D3DE" w:sz="4" w:space="4"/>
-          <w:right w:val="single" w:color="C8D3DE" w:sz="4" w:space="4"/>
-        </w:pBdr>
-        <w:shd w:fill="F2F5F8" w:color="auto" w:val="clear"/>
-        <w:spacing w:after="0" w:line="240"/>
-        <w:ind w:left="120" w:right="120"/>
-      </w:pPr>
-      <w:r>
-        <w:rPr>
-          <w:rFonts w:ascii="Courier New" w:cs="Courier New" w:eastAsia="Courier New" w:hAnsi="Courier New"/>
-          <w:sz w:val="16"/>
-          <w:szCs w:val="16"/>
-        </w:rPr>
-        <w:t xml:space="preserve"> Nivel de Vigilancia: 0.5</w:t>
-      </w:r>
-    </w:p>
-    <w:p>
-      <w:pPr>
-        <w:pBdr>
-          <w:left w:val="single" w:color="C8D3DE" w:sz="4" w:space="4"/>
-          <w:right w:val="single" w:color="C8D3DE" w:sz="4" w:space="4"/>
-        </w:pBdr>
-        <w:shd w:fill="F2F5F8" w:color="auto" w:val="clear"/>
-        <w:spacing w:after="0" w:line="240"/>
-        <w:ind w:left="120" w:right="120"/>
-      </w:pPr>
-      <w:r>
-        <w:rPr>
-          <w:rFonts w:ascii="Courier New" w:cs="Courier New" w:eastAsia="Courier New" w:hAnsi="Courier New"/>
-          <w:sz w:val="16"/>
-          <w:szCs w:val="16"/>
-        </w:rPr>
-        <w:t xml:space="preserve">=========================================================</w:t>
-      </w:r>
-    </w:p>
-    <w:p>
-      <w:pPr>
-        <w:pBdr>
-          <w:left w:val="single" w:color="C8D3DE" w:sz="4" w:space="4"/>
-          <w:right w:val="single" w:color="C8D3DE" w:sz="4" w:space="4"/>
-        </w:pBdr>
-        <w:shd w:fill="F2F5F8" w:color="auto" w:val="clear"/>
-        <w:spacing w:after="0" w:line="240"/>
-        <w:ind w:left="120" w:right="120"/>
-      </w:pPr>
-      <w:r>
-        <w:rPr>
-          <w:rFonts w:ascii="Courier New" w:cs="Courier New" w:eastAsia="Courier New" w:hAnsi="Courier New"/>
-          <w:sz w:val="16"/>
-          <w:szCs w:val="16"/>
-        </w:rPr>
-        <w:t xml:space="preserve"> </w:t>
-      </w:r>
-    </w:p>
-    <w:p>
-      <w:pPr>
-        <w:pBdr>
-          <w:left w:val="single" w:color="C8D3DE" w:sz="4" w:space="4"/>
-          <w:right w:val="single" w:color="C8D3DE" w:sz="4" w:space="4"/>
-        </w:pBdr>
-        <w:shd w:fill="F2F5F8" w:color="auto" w:val="clear"/>
-        <w:spacing w:after="0" w:line="240"/>
-        <w:ind w:left="120" w:right="120"/>
-      </w:pPr>
-      <w:r>
-        <w:rPr>
-          <w:rFonts w:ascii="Courier New" w:cs="Courier New" w:eastAsia="Courier New" w:hAnsi="Courier New"/>
-          <w:sz w:val="16"/>
-          <w:szCs w:val="16"/>
-        </w:rPr>
-        <w:t xml:space="preserve">---------------------------------------------------------</w:t>
-      </w:r>
-    </w:p>
-    <w:p>
-      <w:pPr>
-        <w:pBdr>
-          <w:left w:val="single" w:color="C8D3DE" w:sz="4" w:space="4"/>
-          <w:right w:val="single" w:color="C8D3DE" w:sz="4" w:space="4"/>
-        </w:pBdr>
-        <w:shd w:fill="F2F5F8" w:color="auto" w:val="clear"/>
-        <w:spacing w:after="0" w:line="240"/>
-        <w:ind w:left="120" w:right="120"/>
-      </w:pPr>
-      <w:r>
-        <w:rPr>
-          <w:rFonts w:ascii="Courier New" w:cs="Courier New" w:eastAsia="Courier New" w:hAnsi="Courier New"/>
-          <w:sz w:val="16"/>
-          <w:szCs w:val="16"/>
-        </w:rPr>
-        <w:t xml:space="preserve"> RESUMEN DE LA TOPOLOGÍA RESULTANTE EN LA CAPA DE SALIDA (F2)</w:t>
-      </w:r>
-    </w:p>
-    <w:p>
-      <w:pPr>
-        <w:pBdr>
-          <w:left w:val="single" w:color="C8D3DE" w:sz="4" w:space="4"/>
-          <w:right w:val="single" w:color="C8D3DE" w:sz="4" w:space="4"/>
-        </w:pBdr>
-        <w:shd w:fill="F2F5F8" w:color="auto" w:val="clear"/>
-        <w:spacing w:after="0" w:line="240"/>
-        <w:ind w:left="120" w:right="120"/>
-      </w:pPr>
-      <w:r>
-        <w:rPr>
-          <w:rFonts w:ascii="Courier New" w:cs="Courier New" w:eastAsia="Courier New" w:hAnsi="Courier New"/>
-          <w:sz w:val="16"/>
-          <w:szCs w:val="16"/>
-        </w:rPr>
-        <w:t xml:space="preserve">---------------------------------------------------------</w:t>
-      </w:r>
-    </w:p>
-    <w:p>
-      <w:pPr>
-        <w:pBdr>
-          <w:left w:val="single" w:color="C8D3DE" w:sz="4" w:space="4"/>
-          <w:right w:val="single" w:color="C8D3DE" w:sz="4" w:space="4"/>
-        </w:pBdr>
-        <w:shd w:fill="F2F5F8" w:color="auto" w:val="clear"/>
-        <w:spacing w:after="0" w:line="240"/>
-        <w:ind w:left="120" w:right="120"/>
-      </w:pPr>
-      <w:r>
-        <w:rPr>
-          <w:rFonts w:ascii="Courier New" w:cs="Courier New" w:eastAsia="Courier New" w:hAnsi="Courier New"/>
-          <w:sz w:val="16"/>
-          <w:szCs w:val="16"/>
-        </w:rPr>
-        <w:t xml:space="preserve"> Total de Categorías Estabilizadas (M): 4</w:t>
-      </w:r>
-    </w:p>
-    <w:p>
-      <w:pPr>
-        <w:pBdr>
-          <w:left w:val="single" w:color="C8D3DE" w:sz="4" w:space="4"/>
-          <w:right w:val="single" w:color="C8D3DE" w:sz="4" w:space="4"/>
-        </w:pBdr>
-        <w:shd w:fill="F2F5F8" w:color="auto" w:val="clear"/>
-        <w:spacing w:after="0" w:line="240"/>
-        <w:ind w:left="120" w:right="120"/>
-      </w:pPr>
-      <w:r>
-        <w:rPr>
-          <w:rFonts w:ascii="Courier New" w:cs="Courier New" w:eastAsia="Courier New" w:hAnsi="Courier New"/>
-          <w:sz w:val="16"/>
-          <w:szCs w:val="16"/>
-        </w:rPr>
-        <w:t xml:space="preserve"> </w:t>
-      </w:r>
-    </w:p>
-    <w:p>
-      <w:pPr>
-        <w:pBdr>
-          <w:left w:val="single" w:color="C8D3DE" w:sz="4" w:space="4"/>
-          <w:right w:val="single" w:color="C8D3DE" w:sz="4" w:space="4"/>
-        </w:pBdr>
-        <w:shd w:fill="F2F5F8" w:color="auto" w:val="clear"/>
-        <w:spacing w:after="0" w:line="240"/>
-        <w:ind w:left="120" w:right="120"/>
-      </w:pPr>
-      <w:r>
-        <w:rPr>
-          <w:rFonts w:ascii="Courier New" w:cs="Courier New" w:eastAsia="Courier New" w:hAnsi="Courier New"/>
-          <w:sz w:val="16"/>
-          <w:szCs w:val="16"/>
-        </w:rPr>
-        <w:t xml:space="preserve"> Nodo F2 [00] -&gt;  19 instancias ( 19.0%) | Vector Prototipo Top-Down: [1, 1, 1, 0, 0]</w:t>
-      </w:r>
-    </w:p>
-    <w:p>
-      <w:pPr>
-        <w:pBdr>
-          <w:left w:val="single" w:color="C8D3DE" w:sz="4" w:space="4"/>
-          <w:right w:val="single" w:color="C8D3DE" w:sz="4" w:space="4"/>
-        </w:pBdr>
-        <w:shd w:fill="F2F5F8" w:color="auto" w:val="clear"/>
-        <w:spacing w:after="0" w:line="240"/>
-        <w:ind w:left="120" w:right="120"/>
-      </w:pPr>
-      <w:r>
-        <w:rPr>
-          <w:rFonts w:ascii="Courier New" w:cs="Courier New" w:eastAsia="Courier New" w:hAnsi="Courier New"/>
-          <w:sz w:val="16"/>
-          <w:szCs w:val="16"/>
-        </w:rPr>
-        <w:t xml:space="preserve"> Nodo F2 [01] -&gt;  12 instancias ( 12.0%) | Vector Prototipo Top-Down: [0, 0, 0, 1, 1]</w:t>
-      </w:r>
-    </w:p>
-    <w:p>
-      <w:pPr>
-        <w:pBdr>
-          <w:left w:val="single" w:color="C8D3DE" w:sz="4" w:space="4"/>
-          <w:right w:val="single" w:color="C8D3DE" w:sz="4" w:space="4"/>
-        </w:pBdr>
-        <w:shd w:fill="F2F5F8" w:color="auto" w:val="clear"/>
-        <w:spacing w:after="0" w:line="240"/>
-        <w:ind w:left="120" w:right="120"/>
-      </w:pPr>
-      <w:r>
-        <w:rPr>
-          <w:rFonts w:ascii="Courier New" w:cs="Courier New" w:eastAsia="Courier New" w:hAnsi="Courier New"/>
-          <w:sz w:val="16"/>
-          <w:szCs w:val="16"/>
-        </w:rPr>
-        <w:t xml:space="preserve"> Nodo F2 [02] -&gt;  57 instancias ( 57.0%) | Vector Prototipo Top-Down: [0, 1, 0, 1, 1]</w:t>
-      </w:r>
-    </w:p>
-    <w:p>
-      <w:pPr>
-        <w:pBdr>
-          <w:left w:val="single" w:color="C8D3DE" w:sz="4" w:space="4"/>
-          <w:right w:val="single" w:color="C8D3DE" w:sz="4" w:space="4"/>
-        </w:pBdr>
-        <w:shd w:fill="F2F5F8" w:color="auto" w:val="clear"/>
-        <w:spacing w:after="0" w:line="240"/>
-        <w:ind w:left="120" w:right="120"/>
-      </w:pPr>
-      <w:r>
-        <w:rPr>
-          <w:rFonts w:ascii="Courier New" w:cs="Courier New" w:eastAsia="Courier New" w:hAnsi="Courier New"/>
-          <w:sz w:val="16"/>
-          <w:szCs w:val="16"/>
-        </w:rPr>
-        <w:t xml:space="preserve"> Nodo F2 [03] -&gt;  12 instancias ( 12.0%) | Vector Prototipo Top-Down: [1, 0, 1, 1, 1]</w:t>
-      </w:r>
-    </w:p>
-    <w:p>
-      <w:pPr>
-        <w:pBdr>
-          <w:left w:val="single" w:color="C8D3DE" w:sz="4" w:space="4"/>
           <w:bottom w:val="single" w:color="C8D3DE" w:sz="4" w:space="4"/>
           <w:right w:val="single" w:color="C8D3DE" w:sz="4" w:space="4"/>
         </w:pBdr>
@@ -4596,7 +4298,7 @@
           <w:sz w:val="16"/>
           <w:szCs w:val="16"/>
         </w:rPr>
-        <w:t xml:space="preserve">=========================================================</w:t>
+        <w:t xml:space="preserve">python3 CarGross.py -d dataset_telemetria_estres.csv -p 0.5</w:t>
       </w:r>
     </w:p>
     <w:p>
@@ -4605,6 +4307,378 @@
         <w:jc w:val="both"/>
       </w:pPr>
       <w:r>
+        <w:t xml:space="preserve">Salida esperada:</w:t>
+      </w:r>
+    </w:p>
+    <w:p>
+      <w:pPr>
+        <w:pBdr>
+          <w:top w:val="single" w:color="C8D3DE" w:sz="4" w:space="4"/>
+          <w:left w:val="single" w:color="C8D3DE" w:sz="4" w:space="4"/>
+          <w:right w:val="single" w:color="C8D3DE" w:sz="4" w:space="4"/>
+        </w:pBdr>
+        <w:shd w:fill="F2F5F8" w:color="auto" w:val="clear"/>
+        <w:spacing w:after="0" w:line="240"/>
+        <w:ind w:left="120" w:right="120"/>
+      </w:pPr>
+      <w:r>
+        <w:rPr>
+          <w:rFonts w:ascii="Courier New" w:cs="Courier New" w:eastAsia="Courier New" w:hAnsi="Courier New"/>
+          <w:sz w:val="16"/>
+          <w:szCs w:val="16"/>
+        </w:rPr>
+        <w:t xml:space="preserve">=========================================================</w:t>
+      </w:r>
+    </w:p>
+    <w:p>
+      <w:pPr>
+        <w:pBdr>
+          <w:left w:val="single" w:color="C8D3DE" w:sz="4" w:space="4"/>
+          <w:right w:val="single" w:color="C8D3DE" w:sz="4" w:space="4"/>
+        </w:pBdr>
+        <w:shd w:fill="F2F5F8" w:color="auto" w:val="clear"/>
+        <w:spacing w:after="0" w:line="240"/>
+        <w:ind w:left="120" w:right="120"/>
+      </w:pPr>
+      <w:r>
+        <w:rPr>
+          <w:rFonts w:ascii="Courier New" w:cs="Courier New" w:eastAsia="Courier New" w:hAnsi="Courier New"/>
+          <w:sz w:val="16"/>
+          <w:szCs w:val="16"/>
+        </w:rPr>
+        <w:t xml:space="preserve"> RED NEURONAL DE CARPENTER/GROSSBERG - SESIÓN DE APRENDIZAJE</w:t>
+      </w:r>
+    </w:p>
+    <w:p>
+      <w:pPr>
+        <w:pBdr>
+          <w:left w:val="single" w:color="C8D3DE" w:sz="4" w:space="4"/>
+          <w:right w:val="single" w:color="C8D3DE" w:sz="4" w:space="4"/>
+        </w:pBdr>
+        <w:shd w:fill="F2F5F8" w:color="auto" w:val="clear"/>
+        <w:spacing w:after="0" w:line="240"/>
+        <w:ind w:left="120" w:right="120"/>
+      </w:pPr>
+      <w:r>
+        <w:rPr>
+          <w:rFonts w:ascii="Courier New" w:cs="Courier New" w:eastAsia="Courier New" w:hAnsi="Courier New"/>
+          <w:sz w:val="16"/>
+          <w:szCs w:val="16"/>
+        </w:rPr>
+        <w:t xml:space="preserve">=========================================================</w:t>
+      </w:r>
+    </w:p>
+    <w:p>
+      <w:pPr>
+        <w:pBdr>
+          <w:left w:val="single" w:color="C8D3DE" w:sz="4" w:space="4"/>
+          <w:right w:val="single" w:color="C8D3DE" w:sz="4" w:space="4"/>
+        </w:pBdr>
+        <w:shd w:fill="F2F5F8" w:color="auto" w:val="clear"/>
+        <w:spacing w:after="0" w:line="240"/>
+        <w:ind w:left="120" w:right="120"/>
+      </w:pPr>
+      <w:r>
+        <w:rPr>
+          <w:rFonts w:ascii="Courier New" w:cs="Courier New" w:eastAsia="Courier New" w:hAnsi="Courier New"/>
+          <w:sz w:val="16"/>
+          <w:szCs w:val="16"/>
+        </w:rPr>
+        <w:t xml:space="preserve"> Dataset Fuente     : dataset_telemetria_estres.csv</w:t>
+      </w:r>
+    </w:p>
+    <w:p>
+      <w:pPr>
+        <w:pBdr>
+          <w:left w:val="single" w:color="C8D3DE" w:sz="4" w:space="4"/>
+          <w:right w:val="single" w:color="C8D3DE" w:sz="4" w:space="4"/>
+        </w:pBdr>
+        <w:shd w:fill="F2F5F8" w:color="auto" w:val="clear"/>
+        <w:spacing w:after="0" w:line="240"/>
+        <w:ind w:left="120" w:right="120"/>
+      </w:pPr>
+      <w:r>
+        <w:rPr>
+          <w:rFonts w:ascii="Courier New" w:cs="Courier New" w:eastAsia="Courier New" w:hAnsi="Courier New"/>
+          <w:sz w:val="16"/>
+          <w:szCs w:val="16"/>
+        </w:rPr>
+        <w:t xml:space="preserve"> Patrones Aplicados : 100</w:t>
+      </w:r>
+    </w:p>
+    <w:p>
+      <w:pPr>
+        <w:pBdr>
+          <w:left w:val="single" w:color="C8D3DE" w:sz="4" w:space="4"/>
+          <w:right w:val="single" w:color="C8D3DE" w:sz="4" w:space="4"/>
+        </w:pBdr>
+        <w:shd w:fill="F2F5F8" w:color="auto" w:val="clear"/>
+        <w:spacing w:after="0" w:line="240"/>
+        <w:ind w:left="120" w:right="120"/>
+      </w:pPr>
+      <w:r>
+        <w:rPr>
+          <w:rFonts w:ascii="Courier New" w:cs="Courier New" w:eastAsia="Courier New" w:hAnsi="Courier New"/>
+          <w:sz w:val="16"/>
+          <w:szCs w:val="16"/>
+        </w:rPr>
+        <w:t xml:space="preserve"> Nodos de Entrada F1: 5 (cpu_alta, ram_alta, disco_saturado, red_in_alta, red_out_alta)</w:t>
+      </w:r>
+    </w:p>
+    <w:p>
+      <w:pPr>
+        <w:pBdr>
+          <w:left w:val="single" w:color="C8D3DE" w:sz="4" w:space="4"/>
+          <w:right w:val="single" w:color="C8D3DE" w:sz="4" w:space="4"/>
+        </w:pBdr>
+        <w:shd w:fill="F2F5F8" w:color="auto" w:val="clear"/>
+        <w:spacing w:after="0" w:line="240"/>
+        <w:ind w:left="120" w:right="120"/>
+      </w:pPr>
+      <w:r>
+        <w:rPr>
+          <w:rFonts w:ascii="Courier New" w:cs="Courier New" w:eastAsia="Courier New" w:hAnsi="Courier New"/>
+          <w:sz w:val="16"/>
+          <w:szCs w:val="16"/>
+        </w:rPr>
+        <w:t xml:space="preserve"> Nivel de Vigilancia: 0.5</w:t>
+      </w:r>
+    </w:p>
+    <w:p>
+      <w:pPr>
+        <w:pBdr>
+          <w:left w:val="single" w:color="C8D3DE" w:sz="4" w:space="4"/>
+          <w:right w:val="single" w:color="C8D3DE" w:sz="4" w:space="4"/>
+        </w:pBdr>
+        <w:shd w:fill="F2F5F8" w:color="auto" w:val="clear"/>
+        <w:spacing w:after="0" w:line="240"/>
+        <w:ind w:left="120" w:right="120"/>
+      </w:pPr>
+      <w:r>
+        <w:rPr>
+          <w:rFonts w:ascii="Courier New" w:cs="Courier New" w:eastAsia="Courier New" w:hAnsi="Courier New"/>
+          <w:sz w:val="16"/>
+          <w:szCs w:val="16"/>
+        </w:rPr>
+        <w:t xml:space="preserve">=========================================================</w:t>
+      </w:r>
+    </w:p>
+    <w:p>
+      <w:pPr>
+        <w:pBdr>
+          <w:left w:val="single" w:color="C8D3DE" w:sz="4" w:space="4"/>
+          <w:right w:val="single" w:color="C8D3DE" w:sz="4" w:space="4"/>
+        </w:pBdr>
+        <w:shd w:fill="F2F5F8" w:color="auto" w:val="clear"/>
+        <w:spacing w:after="0" w:line="240"/>
+        <w:ind w:left="120" w:right="120"/>
+      </w:pPr>
+      <w:r>
+        <w:rPr>
+          <w:rFonts w:ascii="Courier New" w:cs="Courier New" w:eastAsia="Courier New" w:hAnsi="Courier New"/>
+          <w:sz w:val="16"/>
+          <w:szCs w:val="16"/>
+        </w:rPr>
+        <w:t xml:space="preserve"> </w:t>
+      </w:r>
+    </w:p>
+    <w:p>
+      <w:pPr>
+        <w:pBdr>
+          <w:left w:val="single" w:color="C8D3DE" w:sz="4" w:space="4"/>
+          <w:right w:val="single" w:color="C8D3DE" w:sz="4" w:space="4"/>
+        </w:pBdr>
+        <w:shd w:fill="F2F5F8" w:color="auto" w:val="clear"/>
+        <w:spacing w:after="0" w:line="240"/>
+        <w:ind w:left="120" w:right="120"/>
+      </w:pPr>
+      <w:r>
+        <w:rPr>
+          <w:rFonts w:ascii="Courier New" w:cs="Courier New" w:eastAsia="Courier New" w:hAnsi="Courier New"/>
+          <w:sz w:val="16"/>
+          <w:szCs w:val="16"/>
+        </w:rPr>
+        <w:t xml:space="preserve">---------------------------------------------------------</w:t>
+      </w:r>
+    </w:p>
+    <w:p>
+      <w:pPr>
+        <w:pBdr>
+          <w:left w:val="single" w:color="C8D3DE" w:sz="4" w:space="4"/>
+          <w:right w:val="single" w:color="C8D3DE" w:sz="4" w:space="4"/>
+        </w:pBdr>
+        <w:shd w:fill="F2F5F8" w:color="auto" w:val="clear"/>
+        <w:spacing w:after="0" w:line="240"/>
+        <w:ind w:left="120" w:right="120"/>
+      </w:pPr>
+      <w:r>
+        <w:rPr>
+          <w:rFonts w:ascii="Courier New" w:cs="Courier New" w:eastAsia="Courier New" w:hAnsi="Courier New"/>
+          <w:sz w:val="16"/>
+          <w:szCs w:val="16"/>
+        </w:rPr>
+        <w:t xml:space="preserve"> RESUMEN DE LA TOPOLOGÍA RESULTANTE EN LA CAPA DE SALIDA (F2)</w:t>
+      </w:r>
+    </w:p>
+    <w:p>
+      <w:pPr>
+        <w:pBdr>
+          <w:left w:val="single" w:color="C8D3DE" w:sz="4" w:space="4"/>
+          <w:right w:val="single" w:color="C8D3DE" w:sz="4" w:space="4"/>
+        </w:pBdr>
+        <w:shd w:fill="F2F5F8" w:color="auto" w:val="clear"/>
+        <w:spacing w:after="0" w:line="240"/>
+        <w:ind w:left="120" w:right="120"/>
+      </w:pPr>
+      <w:r>
+        <w:rPr>
+          <w:rFonts w:ascii="Courier New" w:cs="Courier New" w:eastAsia="Courier New" w:hAnsi="Courier New"/>
+          <w:sz w:val="16"/>
+          <w:szCs w:val="16"/>
+        </w:rPr>
+        <w:t xml:space="preserve">---------------------------------------------------------</w:t>
+      </w:r>
+    </w:p>
+    <w:p>
+      <w:pPr>
+        <w:pBdr>
+          <w:left w:val="single" w:color="C8D3DE" w:sz="4" w:space="4"/>
+          <w:right w:val="single" w:color="C8D3DE" w:sz="4" w:space="4"/>
+        </w:pBdr>
+        <w:shd w:fill="F2F5F8" w:color="auto" w:val="clear"/>
+        <w:spacing w:after="0" w:line="240"/>
+        <w:ind w:left="120" w:right="120"/>
+      </w:pPr>
+      <w:r>
+        <w:rPr>
+          <w:rFonts w:ascii="Courier New" w:cs="Courier New" w:eastAsia="Courier New" w:hAnsi="Courier New"/>
+          <w:sz w:val="16"/>
+          <w:szCs w:val="16"/>
+        </w:rPr>
+        <w:t xml:space="preserve"> Total de Categorías Estabilizadas (M): 4</w:t>
+      </w:r>
+    </w:p>
+    <w:p>
+      <w:pPr>
+        <w:pBdr>
+          <w:left w:val="single" w:color="C8D3DE" w:sz="4" w:space="4"/>
+          <w:right w:val="single" w:color="C8D3DE" w:sz="4" w:space="4"/>
+        </w:pBdr>
+        <w:shd w:fill="F2F5F8" w:color="auto" w:val="clear"/>
+        <w:spacing w:after="0" w:line="240"/>
+        <w:ind w:left="120" w:right="120"/>
+      </w:pPr>
+      <w:r>
+        <w:rPr>
+          <w:rFonts w:ascii="Courier New" w:cs="Courier New" w:eastAsia="Courier New" w:hAnsi="Courier New"/>
+          <w:sz w:val="16"/>
+          <w:szCs w:val="16"/>
+        </w:rPr>
+        <w:t xml:space="preserve"> </w:t>
+      </w:r>
+    </w:p>
+    <w:p>
+      <w:pPr>
+        <w:pBdr>
+          <w:left w:val="single" w:color="C8D3DE" w:sz="4" w:space="4"/>
+          <w:right w:val="single" w:color="C8D3DE" w:sz="4" w:space="4"/>
+        </w:pBdr>
+        <w:shd w:fill="F2F5F8" w:color="auto" w:val="clear"/>
+        <w:spacing w:after="0" w:line="240"/>
+        <w:ind w:left="120" w:right="120"/>
+      </w:pPr>
+      <w:r>
+        <w:rPr>
+          <w:rFonts w:ascii="Courier New" w:cs="Courier New" w:eastAsia="Courier New" w:hAnsi="Courier New"/>
+          <w:sz w:val="16"/>
+          <w:szCs w:val="16"/>
+        </w:rPr>
+        <w:t xml:space="preserve"> Nodo F2 [00] -&gt;  19 instancias ( 19.0%) | Vector Prototipo Top-Down: [1, 1, 1, 0, 0]</w:t>
+      </w:r>
+    </w:p>
+    <w:p>
+      <w:pPr>
+        <w:pBdr>
+          <w:left w:val="single" w:color="C8D3DE" w:sz="4" w:space="4"/>
+          <w:right w:val="single" w:color="C8D3DE" w:sz="4" w:space="4"/>
+        </w:pBdr>
+        <w:shd w:fill="F2F5F8" w:color="auto" w:val="clear"/>
+        <w:spacing w:after="0" w:line="240"/>
+        <w:ind w:left="120" w:right="120"/>
+      </w:pPr>
+      <w:r>
+        <w:rPr>
+          <w:rFonts w:ascii="Courier New" w:cs="Courier New" w:eastAsia="Courier New" w:hAnsi="Courier New"/>
+          <w:sz w:val="16"/>
+          <w:szCs w:val="16"/>
+        </w:rPr>
+        <w:t xml:space="preserve"> Nodo F2 [01] -&gt;  12 instancias ( 12.0%) | Vector Prototipo Top-Down: [0, 0, 0, 1, 1]</w:t>
+      </w:r>
+    </w:p>
+    <w:p>
+      <w:pPr>
+        <w:pBdr>
+          <w:left w:val="single" w:color="C8D3DE" w:sz="4" w:space="4"/>
+          <w:right w:val="single" w:color="C8D3DE" w:sz="4" w:space="4"/>
+        </w:pBdr>
+        <w:shd w:fill="F2F5F8" w:color="auto" w:val="clear"/>
+        <w:spacing w:after="0" w:line="240"/>
+        <w:ind w:left="120" w:right="120"/>
+      </w:pPr>
+      <w:r>
+        <w:rPr>
+          <w:rFonts w:ascii="Courier New" w:cs="Courier New" w:eastAsia="Courier New" w:hAnsi="Courier New"/>
+          <w:sz w:val="16"/>
+          <w:szCs w:val="16"/>
+        </w:rPr>
+        <w:t xml:space="preserve"> Nodo F2 [02] -&gt;  57 instancias ( 57.0%) | Vector Prototipo Top-Down: [0, 1, 0, 1, 1]</w:t>
+      </w:r>
+    </w:p>
+    <w:p>
+      <w:pPr>
+        <w:pBdr>
+          <w:left w:val="single" w:color="C8D3DE" w:sz="4" w:space="4"/>
+          <w:right w:val="single" w:color="C8D3DE" w:sz="4" w:space="4"/>
+        </w:pBdr>
+        <w:shd w:fill="F2F5F8" w:color="auto" w:val="clear"/>
+        <w:spacing w:after="0" w:line="240"/>
+        <w:ind w:left="120" w:right="120"/>
+      </w:pPr>
+      <w:r>
+        <w:rPr>
+          <w:rFonts w:ascii="Courier New" w:cs="Courier New" w:eastAsia="Courier New" w:hAnsi="Courier New"/>
+          <w:sz w:val="16"/>
+          <w:szCs w:val="16"/>
+        </w:rPr>
+        <w:t xml:space="preserve"> Nodo F2 [03] -&gt;  12 instancias ( 12.0%) | Vector Prototipo Top-Down: [1, 0, 1, 1, 1]</w:t>
+      </w:r>
+    </w:p>
+    <w:p>
+      <w:pPr>
+        <w:pBdr>
+          <w:left w:val="single" w:color="C8D3DE" w:sz="4" w:space="4"/>
+          <w:bottom w:val="single" w:color="C8D3DE" w:sz="4" w:space="4"/>
+          <w:right w:val="single" w:color="C8D3DE" w:sz="4" w:space="4"/>
+        </w:pBdr>
+        <w:shd w:fill="F2F5F8" w:color="auto" w:val="clear"/>
+        <w:spacing w:after="160" w:line="240"/>
+        <w:ind w:left="120" w:right="120"/>
+      </w:pPr>
+      <w:r>
+        <w:rPr>
+          <w:rFonts w:ascii="Courier New" w:cs="Courier New" w:eastAsia="Courier New" w:hAnsi="Courier New"/>
+          <w:sz w:val="16"/>
+          <w:szCs w:val="16"/>
+        </w:rPr>
+        <w:t xml:space="preserve">=========================================================</w:t>
+      </w:r>
+    </w:p>
+    <w:p>
+      <w:pPr>
+        <w:spacing w:after="120" w:line="288"/>
+        <w:jc w:val="both"/>
+      </w:pPr>
+      <w:r>
         <w:rPr>
           <w:b/>
           <w:bCs/>
@@ -4612,7 +4686,7 @@
         <w:t xml:space="preserve">Interpretación:</w:t>
       </w:r>
       <w:r>
-        <w:t xml:space="preserve"> con la misma vigilancia la red forma solo M = 4 categorías, aunque el dataset tiene 8 combinaciones distintas. El estado dominante es memoria y red altas (57 %). El nodo 01 muestra el efecto del AND: su prototipo [0, 0, 0, 1, 1] no aparece como tal en el dataset (todos sus registros tienen 3 o más alertas), sino que es la intersección de los registros que absorbió.</w:t>
+        <w:t xml:space="preserve"> con la misma vigilancia, la red forma solo 4 grupos, aunque el dataset tiene 8 combinaciones distintas. El estado más frecuente es memoria y red altas (57 %). El nodo 01 muestra el efecto del AND: su prototipo [0, 0, 0, 1, 1] no aparece tal cual en el dataset, porque todos sus registros tienen 3 alertas o más. Es lo que tienen en común los registros que reunió: la red se quedó con el rasgo compartido (tráfico de red alto) y descartó el resto.</w:t>
       </w:r>
     </w:p>
     <w:p>
@@ -4633,7 +4707,7 @@
         <w:spacing w:after="60" w:line="276"/>
       </w:pPr>
       <w:r>
-        <w:t xml:space="preserve">Ver la asignación paso a paso: </w:t>
+        <w:t xml:space="preserve">Ver la asignación de cada registro: </w:t>
       </w:r>
       <w:r>
         <w:rPr>
@@ -4676,7 +4750,7 @@
         <w:t xml:space="preserve">-p 0.9</w:t>
       </w:r>
       <w:r>
-        <w:t xml:space="preserve">, y comparar la cantidad de categorías.</w:t>
+        <w:t xml:space="preserve">, y comparar cuántos grupos se forman.</w:t>
       </w:r>
     </w:p>
     <w:p>
@@ -4689,7 +4763,7 @@
         <w:spacing w:after="60" w:line="276"/>
       </w:pPr>
       <w:r>
-        <w:t xml:space="preserve">Limitar los nodos F2: </w:t>
+        <w:t xml:space="preserve">Limitar la cantidad de grupos: </w:t>
       </w:r>
       <w:r>
         <w:rPr>
@@ -4710,7 +4784,7 @@
         <w:spacing w:after="60" w:line="276"/>
       </w:pPr>
       <w:r>
-        <w:t xml:space="preserve">Correr todas las experiencias del informe: </w:t>
+        <w:t xml:space="preserve">Ejecutar todas las pruebas del informe: </w:t>
       </w:r>
       <w:r>
         <w:rPr>
@@ -4735,7 +4809,7 @@
         <w:jc w:val="both"/>
       </w:pPr>
       <w:r>
-        <w:t xml:space="preserve">Ambos datasets se generan con </w:t>
+        <w:t xml:space="preserve">Los dos datasets se generan con </w:t>
       </w:r>
       <w:r>
         <w:rPr>
@@ -4746,7 +4820,17 @@
         <w:t xml:space="preserve">preprocesamiento_art1.py</w:t>
       </w:r>
       <w:r>
-        <w:t xml:space="preserve"> a partir de la telemetría cruda de un servidor (2243 registros tomados cada 300 segundos durante 8 días). Cada variable binaria vale 1 cuando la métrica supera su percentil 90 en todo el período:</w:t>
+        <w:t xml:space="preserve"> a partir de la telemetría original de un servidor: 2243 registros tomados cada 300 segundos (5 minutos) durante 8 días. Cada variable vale 1 cuando la medición está por encima de su </w:t>
+      </w:r>
+      <w:r>
+        <w:rPr>
+          <w:b/>
+          <w:bCs/>
+        </w:rPr>
+        <w:t xml:space="preserve">percentil 90</w:t>
+      </w:r>
+      <w:r>
+        <w:t xml:space="preserve">, es decir, del valor que solo supera el 10 % más alto de las mediciones de esos 8 días:</w:t>
       </w:r>
     </w:p>
     <w:tbl>
@@ -4762,8 +4846,8 @@
         </w:tblBorders>
       </w:tblPr>
       <w:tblGrid>
-        <w:gridCol w:w="3000"/>
-        <w:gridCol w:w="3626"/>
+        <w:gridCol w:w="2400"/>
+        <w:gridCol w:w="4226"/>
         <w:gridCol w:w="2400"/>
       </w:tblGrid>
       <w:tr>
@@ -4772,7 +4856,7 @@
         </w:trPr>
         <w:tc>
           <w:tcPr>
-            <w:tcW w:type="dxa" w:w="3000"/>
+            <w:tcW w:type="dxa" w:w="2400"/>
             <w:tcBorders>
               <w:top w:val="single" w:color="B7C4D1" w:sz="4"/>
               <w:left w:val="single" w:color="B7C4D1" w:sz="4"/>
@@ -4798,13 +4882,13 @@
                 <w:sz w:val="19"/>
                 <w:szCs w:val="19"/>
               </w:rPr>
-              <w:t xml:space="preserve">Variable binaria</w:t>
-            </w:r>
-          </w:p>
-        </w:tc>
-        <w:tc>
-          <w:tcPr>
-            <w:tcW w:type="dxa" w:w="3626"/>
+              <w:t xml:space="preserve">Variable</w:t>
+            </w:r>
+          </w:p>
+        </w:tc>
+        <w:tc>
+          <w:tcPr>
+            <w:tcW w:type="dxa" w:w="4226"/>
             <w:tcBorders>
               <w:top w:val="single" w:color="B7C4D1" w:sz="4"/>
               <w:left w:val="single" w:color="B7C4D1" w:sz="4"/>
@@ -4830,7 +4914,7 @@
                 <w:sz w:val="19"/>
                 <w:szCs w:val="19"/>
               </w:rPr>
-              <w:t xml:space="preserve">Métrica cruda</w:t>
+              <w:t xml:space="preserve">Medición original</w:t>
             </w:r>
           </w:p>
         </w:tc>
@@ -4862,7 +4946,7 @@
                 <w:sz w:val="19"/>
                 <w:szCs w:val="19"/>
               </w:rPr>
-              <w:t xml:space="preserve">Umbral (P90)</w:t>
+              <w:t xml:space="preserve">Umbral (percentil 90)</w:t>
             </w:r>
           </w:p>
         </w:tc>
@@ -4870,7 +4954,7 @@
       <w:tr>
         <w:tc>
           <w:tcPr>
-            <w:tcW w:type="dxa" w:w="3000"/>
+            <w:tcW w:type="dxa" w:w="2400"/>
             <w:tcBorders>
               <w:top w:val="single" w:color="B7C4D1" w:sz="4"/>
               <w:left w:val="single" w:color="B7C4D1" w:sz="4"/>
@@ -4900,7 +4984,7 @@
         </w:tc>
         <w:tc>
           <w:tcPr>
-            <w:tcW w:type="dxa" w:w="3626"/>
+            <w:tcW w:type="dxa" w:w="4226"/>
             <w:tcBorders>
               <w:top w:val="single" w:color="B7C4D1" w:sz="4"/>
               <w:left w:val="single" w:color="B7C4D1" w:sz="4"/>
@@ -4925,6 +5009,13 @@
                 <w:szCs w:val="19"/>
               </w:rPr>
               <w:t xml:space="preserve">cpu_util_percent</w:t>
+            </w:r>
+            <w:r>
+              <w:rPr>
+                <w:sz w:val="19"/>
+                <w:szCs w:val="19"/>
+              </w:rPr>
+              <w:t xml:space="preserve"> (uso de CPU, %)</w:t>
             </w:r>
           </w:p>
         </w:tc>
@@ -4961,7 +5052,7 @@
       <w:tr>
         <w:tc>
           <w:tcPr>
-            <w:tcW w:type="dxa" w:w="3000"/>
+            <w:tcW w:type="dxa" w:w="2400"/>
             <w:tcBorders>
               <w:top w:val="single" w:color="B7C4D1" w:sz="4"/>
               <w:left w:val="single" w:color="B7C4D1" w:sz="4"/>
@@ -4991,7 +5082,7 @@
         </w:tc>
         <w:tc>
           <w:tcPr>
-            <w:tcW w:type="dxa" w:w="3626"/>
+            <w:tcW w:type="dxa" w:w="4226"/>
             <w:tcBorders>
               <w:top w:val="single" w:color="B7C4D1" w:sz="4"/>
               <w:left w:val="single" w:color="B7C4D1" w:sz="4"/>
@@ -5016,6 +5107,13 @@
                 <w:szCs w:val="19"/>
               </w:rPr>
               <w:t xml:space="preserve">mem_util_percent</w:t>
+            </w:r>
+            <w:r>
+              <w:rPr>
+                <w:sz w:val="19"/>
+                <w:szCs w:val="19"/>
+              </w:rPr>
+              <w:t xml:space="preserve"> (uso de memoria, %)</w:t>
             </w:r>
           </w:p>
         </w:tc>
@@ -5052,7 +5150,7 @@
       <w:tr>
         <w:tc>
           <w:tcPr>
-            <w:tcW w:type="dxa" w:w="3000"/>
+            <w:tcW w:type="dxa" w:w="2400"/>
             <w:tcBorders>
               <w:top w:val="single" w:color="B7C4D1" w:sz="4"/>
               <w:left w:val="single" w:color="B7C4D1" w:sz="4"/>
@@ -5082,7 +5180,7 @@
         </w:tc>
         <w:tc>
           <w:tcPr>
-            <w:tcW w:type="dxa" w:w="3626"/>
+            <w:tcW w:type="dxa" w:w="4226"/>
             <w:tcBorders>
               <w:top w:val="single" w:color="B7C4D1" w:sz="4"/>
               <w:left w:val="single" w:color="B7C4D1" w:sz="4"/>
@@ -5107,6 +5205,13 @@
                 <w:szCs w:val="19"/>
               </w:rPr>
               <w:t xml:space="preserve">disk_io_percent</w:t>
+            </w:r>
+            <w:r>
+              <w:rPr>
+                <w:sz w:val="19"/>
+                <w:szCs w:val="19"/>
+              </w:rPr>
+              <w:t xml:space="preserve"> (uso de disco, %)</w:t>
             </w:r>
           </w:p>
         </w:tc>
@@ -5143,7 +5248,7 @@
       <w:tr>
         <w:tc>
           <w:tcPr>
-            <w:tcW w:type="dxa" w:w="3000"/>
+            <w:tcW w:type="dxa" w:w="2400"/>
             <w:tcBorders>
               <w:top w:val="single" w:color="B7C4D1" w:sz="4"/>
               <w:left w:val="single" w:color="B7C4D1" w:sz="4"/>
@@ -5173,7 +5278,7 @@
         </w:tc>
         <w:tc>
           <w:tcPr>
-            <w:tcW w:type="dxa" w:w="3626"/>
+            <w:tcW w:type="dxa" w:w="4226"/>
             <w:tcBorders>
               <w:top w:val="single" w:color="B7C4D1" w:sz="4"/>
               <w:left w:val="single" w:color="B7C4D1" w:sz="4"/>
@@ -5198,6 +5303,13 @@
                 <w:szCs w:val="19"/>
               </w:rPr>
               <w:t xml:space="preserve">net_in</w:t>
+            </w:r>
+            <w:r>
+              <w:rPr>
+                <w:sz w:val="19"/>
+                <w:szCs w:val="19"/>
+              </w:rPr>
+              <w:t xml:space="preserve"> (tráfico de red entrante)</w:t>
             </w:r>
           </w:p>
         </w:tc>
@@ -5234,7 +5346,7 @@
       <w:tr>
         <w:tc>
           <w:tcPr>
-            <w:tcW w:type="dxa" w:w="3000"/>
+            <w:tcW w:type="dxa" w:w="2400"/>
             <w:tcBorders>
               <w:top w:val="single" w:color="B7C4D1" w:sz="4"/>
               <w:left w:val="single" w:color="B7C4D1" w:sz="4"/>
@@ -5264,7 +5376,7 @@
         </w:tc>
         <w:tc>
           <w:tcPr>
-            <w:tcW w:type="dxa" w:w="3626"/>
+            <w:tcW w:type="dxa" w:w="4226"/>
             <w:tcBorders>
               <w:top w:val="single" w:color="B7C4D1" w:sz="4"/>
               <w:left w:val="single" w:color="B7C4D1" w:sz="4"/>
@@ -5289,6 +5401,13 @@
                 <w:szCs w:val="19"/>
               </w:rPr>
               <w:t xml:space="preserve">net_out</w:t>
+            </w:r>
+            <w:r>
+              <w:rPr>
+                <w:sz w:val="19"/>
+                <w:szCs w:val="19"/>
+              </w:rPr>
+              <w:t xml:space="preserve"> (tráfico de red saliente)</w:t>
             </w:r>
           </w:p>
         </w:tc>
@@ -5338,7 +5457,7 @@
         <w:spacing w:after="60" w:line="276"/>
       </w:pPr>
       <w:r>
-        <w:t xml:space="preserve">Los registros sin ninguna alerta (1634, el 72.85 %) se descartan porque el vector nulo no puede procesarse.</w:t>
+        <w:t xml:space="preserve">Se descartan los registros sin ninguna alerta (1634, el 72.85 %), porque la red no puede procesar registros con todos los valores en 0.</w:t>
       </w:r>
     </w:p>
     <w:p>
@@ -5355,7 +5474,7 @@
           <w:b/>
           <w:bCs/>
         </w:rPr>
-        <w:t xml:space="preserve">Dataset 1, régimen nominal</w:t>
+        <w:t xml:space="preserve">Dataset 1, funcionamiento normal</w:t>
       </w:r>
       <w:r>
         <w:t xml:space="preserve"> (</w:t>
@@ -5369,7 +5488,7 @@
         <w:t xml:space="preserve">dataset_telemetria_base.csv</w:t>
       </w:r>
       <w:r>
-        <w:t xml:space="preserve">): 100 registros con 1 o 2 alertas simultáneas, elegidos al azar con semilla fija (42) entre los 463 disponibles y ordenados en el tiempo. Las 5 variables varían y hay 8 combinaciones distintas.</w:t>
+        <w:t xml:space="preserve">): 100 registros con 1 o 2 alertas al mismo tiempo, elegidos al azar entre los 463 disponibles y ordenados en el tiempo. Se usa una semilla fija (42), que es un número que hace que la elección al azar sea siempre la misma y el dataset se pueda volver a generar idéntico. Las 5 variables toman ambos valores y hay 8 combinaciones distintas.</w:t>
       </w:r>
     </w:p>
     <w:p>
@@ -5386,7 +5505,7 @@
           <w:b/>
           <w:bCs/>
         </w:rPr>
-        <w:t xml:space="preserve">Dataset 2, régimen de estrés</w:t>
+        <w:t xml:space="preserve">Dataset 2, funcionamiento bajo estrés</w:t>
       </w:r>
       <w:r>
         <w:t xml:space="preserve"> (</w:t>
@@ -5400,7 +5519,7 @@
         <w:t xml:space="preserve">dataset_telemetria_estres.csv</w:t>
       </w:r>
       <w:r>
-        <w:t xml:space="preserve">): los primeros 100 registros con 3 o más alertas simultáneas. Hay 8 combinaciones distintas.</w:t>
+        <w:t xml:space="preserve">): los primeros 100 registros con 3 o más alertas al mismo tiempo. Hay 8 combinaciones distintas.</w:t>
       </w:r>
     </w:p>
     <w:p>
@@ -5413,7 +5532,7 @@
         <w:spacing w:after="60" w:line="276"/>
       </w:pPr>
       <w:r>
-        <w:t xml:space="preserve">Los dos datasets no comparten registros. Para regenerarlos se ejecuta </w:t>
+        <w:t xml:space="preserve">Los dos datasets no tienen registros en común. Para volver a generarlos se ejecuta </w:t>
       </w:r>
       <w:r>
         <w:rPr>
@@ -5424,7 +5543,7 @@
         <w:t xml:space="preserve">python3 preprocesamiento_art1.py</w:t>
       </w:r>
       <w:r>
-        <w:t xml:space="preserve">; el resultado es idéntico byte a byte.</w:t>
+        <w:t xml:space="preserve">; los archivos resultantes son idénticos a los entregados.</w:t>
       </w:r>
     </w:p>
     <w:p>
@@ -5441,7 +5560,7 @@
         <w:jc w:val="both"/>
       </w:pPr>
       <w:r>
-        <w:t xml:space="preserve">En todos los casos el programa muestra el mensaje, a continuación el manual integrado, y termina con código 1.</w:t>
+        <w:t xml:space="preserve">En todos los casos el programa muestra el mensaje de error, a continuación la ayuda integrada, y termina con código de salida 1.</w:t>
       </w:r>
     </w:p>
     <w:tbl>
@@ -5557,7 +5676,7 @@
                 <w:sz w:val="19"/>
                 <w:szCs w:val="19"/>
               </w:rPr>
-              <w:t xml:space="preserve">Solución</w:t>
+              <w:t xml:space="preserve">Cómo resolverlo</w:t>
             </w:r>
           </w:p>
         </w:tc>
@@ -5588,7 +5707,7 @@
                 <w:sz w:val="19"/>
                 <w:szCs w:val="19"/>
               </w:rPr>
-              <w:t xml:space="preserve">Se ejecuta sin argumentos</w:t>
+              <w:t xml:space="preserve">Se ejecuta sin indicar ninguna opción</w:t>
             </w:r>
           </w:p>
         </w:tc>
@@ -5617,7 +5736,7 @@
                 <w:sz w:val="19"/>
                 <w:szCs w:val="19"/>
               </w:rPr>
-              <w:t xml:space="preserve">Muestra el manual</w:t>
+              <w:t xml:space="preserve">Muestra la ayuda</w:t>
             </w:r>
           </w:p>
         </w:tc>
@@ -5646,7 +5765,7 @@
                 <w:sz w:val="19"/>
                 <w:szCs w:val="19"/>
               </w:rPr>
-              <w:t xml:space="preserve">Indicar el dataset con </w:t>
+              <w:t xml:space="preserve">Indicar el archivo de datos con </w:t>
             </w:r>
             <w:r>
               <w:rPr>
@@ -5743,7 +5862,7 @@
                 <w:sz w:val="19"/>
                 <w:szCs w:val="19"/>
               </w:rPr>
-              <w:t xml:space="preserve">Revisar la ruta y la carpeta actual</w:t>
+              <w:t xml:space="preserve">Revisar la ruta y la carpeta desde donde se ejecuta</w:t>
             </w:r>
           </w:p>
         </w:tc>
@@ -5774,7 +5893,7 @@
                 <w:sz w:val="19"/>
                 <w:szCs w:val="19"/>
               </w:rPr>
-              <w:t xml:space="preserve">Valor distinto de 0 o 1</w:t>
+              <w:t xml:space="preserve">Hay un valor distinto de 0 o 1</w:t>
             </w:r>
           </w:p>
         </w:tc>
@@ -5832,7 +5951,7 @@
                 <w:sz w:val="19"/>
                 <w:szCs w:val="19"/>
               </w:rPr>
-              <w:t xml:space="preserve">Binarizar los datos antes (ver </w:t>
+              <w:t xml:space="preserve">Convertir los datos a 0 y 1 antes (ver </w:t>
             </w:r>
             <w:r>
               <w:rPr>
@@ -5878,7 +5997,7 @@
                 <w:sz w:val="19"/>
                 <w:szCs w:val="19"/>
               </w:rPr>
-              <w:t xml:space="preserve">Registro con todos 0</w:t>
+              <w:t xml:space="preserve">Un registro tiene todos los valores en 0</w:t>
             </w:r>
           </w:p>
         </w:tc>
@@ -5967,7 +6086,7 @@
                 <w:sz w:val="19"/>
                 <w:szCs w:val="19"/>
               </w:rPr>
-              <w:t xml:space="preserve">Fila con otra cantidad de columnas</w:t>
+              <w:t xml:space="preserve">Una fila tiene otra cantidad de columnas</w:t>
             </w:r>
           </w:p>
         </w:tc>
@@ -6056,7 +6175,7 @@
                 <w:sz w:val="19"/>
                 <w:szCs w:val="19"/>
               </w:rPr>
-              <w:t xml:space="preserve">CSV separado por punto y coma</w:t>
+              <w:t xml:space="preserve">El CSV usa punto y coma como separador</w:t>
             </w:r>
           </w:p>
         </w:tc>
@@ -6114,7 +6233,7 @@
                 <w:sz w:val="19"/>
                 <w:szCs w:val="19"/>
               </w:rPr>
-              <w:t xml:space="preserve">Guardar como CSV separado por comas</w:t>
+              <w:t xml:space="preserve">Guardarlo como CSV separado por comas</w:t>
             </w:r>
           </w:p>
         </w:tc>
@@ -6145,7 +6264,7 @@
                 <w:sz w:val="19"/>
                 <w:szCs w:val="19"/>
               </w:rPr>
-              <w:t xml:space="preserve">Archivo vacío o sin registros</w:t>
+              <w:t xml:space="preserve">El archivo está vacío o no tiene registros</w:t>
             </w:r>
           </w:p>
         </w:tc>
@@ -6234,7 +6353,7 @@
                 <w:sz w:val="19"/>
                 <w:szCs w:val="19"/>
               </w:rPr>
-              <w:t xml:space="preserve">Archivo que no es texto</w:t>
+              <w:t xml:space="preserve">El archivo no es de texto</w:t>
             </w:r>
           </w:p>
         </w:tc>
@@ -6323,7 +6442,7 @@
                 <w:sz w:val="19"/>
                 <w:szCs w:val="19"/>
               </w:rPr>
-              <w:t xml:space="preserve">ρ fuera de rango</w:t>
+              <w:t xml:space="preserve">La vigilancia está fuera de rango</w:t>
             </w:r>
           </w:p>
         </w:tc>
@@ -6381,7 +6500,7 @@
                 <w:sz w:val="19"/>
                 <w:szCs w:val="19"/>
               </w:rPr>
-              <w:t xml:space="preserve">Usar un valor entre 0 y 0.99</w:t>
+              <w:t xml:space="preserve">Usar un valor mayor o igual que 0 y menor que 1 (por ejemplo, 0.99)</w:t>
             </w:r>
           </w:p>
         </w:tc>
@@ -6420,7 +6539,7 @@
                 <w:sz w:val="19"/>
                 <w:szCs w:val="19"/>
               </w:rPr>
-              <w:t xml:space="preserve"> menor que 1</w:t>
+              <w:t xml:space="preserve"> es menor que 1</w:t>
             </w:r>
           </w:p>
         </w:tc>
@@ -6478,7 +6597,7 @@
                 <w:sz w:val="19"/>
                 <w:szCs w:val="19"/>
               </w:rPr>
-              <w:t xml:space="preserve">Usar un entero positivo</w:t>
+              <w:t xml:space="preserve">Usar un número entero positivo</w:t>
             </w:r>
           </w:p>
         </w:tc>
@@ -6509,7 +6628,7 @@
                 <w:sz w:val="19"/>
                 <w:szCs w:val="19"/>
               </w:rPr>
-              <w:t xml:space="preserve">No se puede escribir la salida</w:t>
+              <w:t xml:space="preserve">No se puede guardar el archivo de salida</w:t>
             </w:r>
           </w:p>
         </w:tc>
@@ -6567,7 +6686,7 @@
                 <w:sz w:val="19"/>
                 <w:szCs w:val="19"/>
               </w:rPr>
-              <w:t xml:space="preserve">Revisar la ruta y los permisos de </w:t>
+              <w:t xml:space="preserve">Revisar la ruta y los permisos de la opción </w:t>
             </w:r>
             <w:r>
               <w:rPr>
@@ -6594,7 +6713,7 @@
         <w:pStyle w:val="Heading3"/>
       </w:pPr>
       <w:r>
-        <w:t xml:space="preserve">¿Por qué el programa rechaza los registros con todos los valores en cero?</w:t>
+        <w:t xml:space="preserve">¿Por qué el programa rechaza los registros con todos los valores en 0?</w:t>
       </w:r>
     </w:p>
     <w:p>
@@ -6603,7 +6722,7 @@
         <w:jc w:val="both"/>
       </w:pPr>
       <w:r>
-        <w:t xml:space="preserve">Porque el test de vigilancia divide por la cantidad de unos del patrón (‖X‖). Si el patrón no tiene ningún 1, la división es por cero y el resultado queda indeterminado. Esos registros deben filtrarse en el preprocesamiento; en la telemetría de este trabajo representan los períodos sin ninguna alerta.</w:t>
+        <w:t xml:space="preserve">Para decidir si un registro se parece a un grupo, la red calcula qué parte de los unos del registro también está en el prototipo del grupo, y para eso divide por la cantidad de unos del registro (‖X‖). Si el registro no tiene ningún 1, habría que dividir por cero y el resultado no estaría definido. Por eso esos registros se filtran antes; en la telemetría de este trabajo corresponden a los momentos sin ninguna alerta.</w:t>
       </w:r>
     </w:p>
     <w:p>
@@ -6620,27 +6739,27 @@
         <w:jc w:val="both"/>
       </w:pPr>
       <w:r>
-        <w:t xml:space="preserve">Con </w:t>
+        <w:t xml:space="preserve">Con una </w:t>
       </w:r>
       <w:r>
         <w:rPr>
           <w:b/>
           <w:bCs/>
         </w:rPr>
-        <w:t xml:space="preserve">ρ bajo</w:t>
-      </w:r>
-      <w:r>
-        <w:t xml:space="preserve"> (por ejemplo 0.3) la red es tolerante y fusiona patrones distintos en pocas categorías amplias, con el riesgo de esconder anomalías dentro del comportamiento normal. Con </w:t>
+        <w:t xml:space="preserve">vigilancia baja</w:t>
+      </w:r>
+      <w:r>
+        <w:t xml:space="preserve"> (por ejemplo 0.3), la red es tolerante y junta registros diferentes en pocos grupos amplios; el riesgo es que una anomalía quede mezclada con el funcionamiento normal. Con una </w:t>
       </w:r>
       <w:r>
         <w:rPr>
           <w:b/>
           <w:bCs/>
         </w:rPr>
-        <w:t xml:space="preserve">ρ alto</w:t>
-      </w:r>
-      <w:r>
-        <w:t xml:space="preserve"> (por ejemplo 0.9) exige coincidencias casi exactas: pequeñas variaciones o ruido disparan el reset y se crean muchas categorías. En el informe se muestra que, al presentar el régimen nominal y luego el de estrés, con ρ ≥ 0.7 ningún registro de estrés cae en una categoría nominal, mientras que con ρ ≤ 0.3 se absorben 96 de cada 100.</w:t>
+        <w:t xml:space="preserve">vigilancia alta</w:t>
+      </w:r>
+      <w:r>
+        <w:t xml:space="preserve"> (por ejemplo 0.9), exige coincidencias casi exactas: pequeñas diferencias o errores de medición hacen que la red descarte el grupo candidato y cree muchos grupos. En el informe se muestra que, al presentar primero el funcionamiento normal y después el de estrés, con ρ ≥ 0.7 ningún registro de estrés queda en un grupo del funcionamiento normal, mientras que con ρ ≤ 0.3 quedan 96 de cada 100.</w:t>
       </w:r>
     </w:p>
     <w:p>
@@ -6657,7 +6776,7 @@
         <w:jc w:val="both"/>
       </w:pPr>
       <w:r>
-        <w:t xml:space="preserve">En K-Means y Fuzzy C-Means la cantidad de grupos (K o c) se fija de antemano, los datos se recorren muchas veces (épocas) hasta que los centroides convergen y se aceptan valores continuos. La red de Carpenter/Grossberg no necesita conocer la cantidad de grupos, aprende en una sola pasada y en línea (puede seguir incorporando patrones nuevos sin olvidar los anteriores) y, en su versión ART-1, solo procesa entradas binarias.</w:t>
+        <w:t xml:space="preserve">K-Means y Fuzzy C-Means son algoritmos clásicos de agrupamiento. En ambos hay que decidir de antemano cuántos grupos se buscan (K o c), recorren los datos muchas veces hasta que los centros de los grupos dejan de moverse y aceptan valores numéricos continuos. La red de Carpenter/Grossberg no necesita saber cuántos grupos hay, aprende en una sola pasada, puede seguir incorporando datos nuevos sin olvidar lo aprendido y, en su versión ART-1, solo procesa valores 0 y 1.</w:t>
       </w:r>
     </w:p>
     <w:p>
@@ -6674,7 +6793,7 @@
         <w:jc w:val="both"/>
       </w:pPr>
       <w:r>
-        <w:t xml:space="preserve">El test de Lippmann exige que la coincidencia sea estrictamente mayor que ρ. La coincidencia máxima posible es 1, así que con ρ = 1 ningún patrón superaría el test, ni siquiera uno idéntico a un prototipo. Para exigir coincidencia exacta alcanza con un valor como 0.99.</w:t>
+        <w:t xml:space="preserve">La regla de Lippmann exige que el parecido sea estrictamente mayor que ρ. Como el parecido máximo posible es 1, con ρ = 1 ningún registro cumpliría la regla, ni siquiera uno idéntico a un prototipo. Para exigir coincidencia exacta alcanza con un valor como 0.99.</w:t>
       </w:r>
     </w:p>
     <w:p>
@@ -6691,7 +6810,7 @@
         <w:jc w:val="both"/>
       </w:pPr>
       <w:r>
-        <w:t xml:space="preserve">Porque la red aprende en línea: el primer patrón de cada grupo define el prototipo inicial y el AND lo va recortando con los siguientes. Es una propiedad del algoritmo del líder, no un error. En el informe se cuantifica este efecto con 20 órdenes aleatorios.</w:t>
+        <w:t xml:space="preserve">Porque la red aprende a medida que recibe los datos: el primer registro de cada grupo define su prototipo inicial, y el AND lo va recortando con los registros siguientes. Es una propiedad del algoritmo del líder y no un error del programa. En el informe se mide este efecto con 20 órdenes al azar.</w:t>
       </w:r>
     </w:p>
     <w:p>
@@ -6708,7 +6827,7 @@
         <w:jc w:val="both"/>
       </w:pPr>
       <w:r>
-        <w:t xml:space="preserve">Hay que binarizar cada variable (por ejemplo con un umbral), eliminar los registros sin ningún 1 y guardar el resultado como CSV separado por comas con encabezado. </w:t>
+        <w:t xml:space="preserve">Hay que convertir cada variable a 0 y 1 (por ejemplo, comparándola con un umbral), eliminar los registros sin ningún 1 y guardar el resultado como CSV separado por comas, con encabezado. El script </w:t>
       </w:r>
       <w:r>
         <w:rPr>

--- a/docs/Manual_de_Referencia_CarGross.docx
+++ b/docs/Manual_de_Referencia_CarGross.docx
@@ -375,10 +375,10 @@
           <w:b/>
           <w:bCs/>
         </w:rPr>
-        <w:t xml:space="preserve">agrupa datos sin necesidad de etiquetas previas</w:t>
-      </w:r>
-      <w:r>
-        <w:t xml:space="preserve">; por eso se dice que su aprendizaje es </w:t>
+        <w:t xml:space="preserve">agrupa patrones binarios sin necesidad de etiquetas previas</w:t>
+      </w:r>
+      <w:r>
+        <w:t xml:space="preserve">; por eso su aprendizaje es </w:t>
       </w:r>
       <w:r>
         <w:rPr>
@@ -388,7 +388,7 @@
         <w:t xml:space="preserve">no supervisado</w:t>
       </w:r>
       <w:r>
-        <w:t xml:space="preserve">. Recibe los registros de a uno y, para cada uno, busca si se parece lo suficiente a alguno de los grupos que ya conoce. Si lo encuentra, lo agrega a ese grupo; si no, crea un grupo nuevo. Cuánto parecido se exige lo define el </w:t>
+        <w:t xml:space="preserve">. Recibe los patrones de a uno y, para cada uno, busca si se parece lo suficiente a alguno de los prototipos aprendidos. Si lo encuentra, lo asigna a ese clúster; si no, crea una categoría nueva. El grado de parecido exigido lo fija el </w:t>
       </w:r>
       <w:r>
         <w:rPr>
@@ -407,15 +407,7 @@
         <w:jc w:val="both"/>
       </w:pPr>
       <w:r>
-        <w:t xml:space="preserve">En este trabajo la red se aplica a la telemetría de un servidor, es decir, a mediciones periódicas de uso de CPU, memoria, disco y red, para descubrir de forma autónoma sus estados de funcionamiento. Una situación anómala se reconoce porque la red necesita crear un grupo que no aparecía durante el funcionamiento normal.</w:t>
-      </w:r>
-    </w:p>
-    <w:p>
-      <w:pPr>
-        <w:pStyle w:val="Heading1"/>
-      </w:pPr>
-      <w:r>
-        <w:t xml:space="preserve">2. Alcances y limitaciones</w:t>
+        <w:t xml:space="preserve">En este trabajo la red se aplica a la telemetría de un servidor, es decir, a mediciones periódicas de uso de CPU, memoria, disco y red, para descubrir de forma autónoma sus estados operativos.</w:t>
       </w:r>
     </w:p>
     <w:p>
@@ -423,7 +415,43 @@
         <w:pStyle w:val="Heading2"/>
       </w:pPr>
       <w:r>
-        <w:t xml:space="preserve">2.1 Alcances</w:t>
+        <w:t xml:space="preserve">1.1 Definición del problema</w:t>
+      </w:r>
+    </w:p>
+    <w:p>
+      <w:pPr>
+        <w:spacing w:after="120" w:line="288"/>
+        <w:jc w:val="both"/>
+      </w:pPr>
+      <w:r>
+        <w:t xml:space="preserve">El trabajo consiste en implementar un modelo de agrupamiento (clustering) no supervisado mediante la red de Carpenter/Grossberg para descubrir y categorizar de forma autónoma los estados operativos de un servidor. A diferencia de un clasificador supervisado, la red no recibe etiquetas como "normal" o "falla": agrupa el comportamiento del sistema solo a partir de la similitud entre sus perfiles de telemetría.</w:t>
+      </w:r>
+    </w:p>
+    <w:p>
+      <w:pPr>
+        <w:spacing w:after="120" w:line="288"/>
+        <w:jc w:val="both"/>
+      </w:pPr>
+      <w:r>
+        <w:t xml:space="preserve">Una </w:t>
+      </w:r>
+      <w:r>
+        <w:rPr>
+          <w:b/>
+          <w:bCs/>
+        </w:rPr>
+        <w:t xml:space="preserve">anomalía</w:t>
+      </w:r>
+      <w:r>
+        <w:t xml:space="preserve"> queda definida de forma operativa como la creación automática de un clúster nuevo y aislado: un comportamiento del servidor que la red no logra asimilar a ninguno de los prototipos aprendidos durante el régimen nominal (funcionamiento normal).</w:t>
+      </w:r>
+    </w:p>
+    <w:p>
+      <w:pPr>
+        <w:pStyle w:val="Heading2"/>
+      </w:pPr>
+      <w:r>
+        <w:t xml:space="preserve">1.2 Justificación de la elección de la red</w:t>
       </w:r>
     </w:p>
     <w:p>
@@ -440,10 +468,10 @@
           <w:b/>
           <w:bCs/>
         </w:rPr>
-        <w:t xml:space="preserve">Agrupamiento no supervisado:</w:t>
-      </w:r>
-      <w:r>
-        <w:t xml:space="preserve"> implementa la red ART-1 de Carpenter/Grossberg para agrupar perfiles de telemetría sin datos de entrenamiento etiquetados.</w:t>
+        <w:t xml:space="preserve">Aprendizaje continuo:</w:t>
+      </w:r>
+      <w:r>
+        <w:t xml:space="preserve"> según Lippmann (1987), la red implementa el algoritmo del líder, en el que cada patrón nuevo se compara con los clústeres existentes y, si no se parece a ninguno, pasa a ser el ejemplar de un clúster propio. Esto le permite seguir aprendiendo en línea, algo importante en infraestructura informática, donde aparecen continuamente nuevos tipos de fallas o de carga que un modelo entrenado una sola vez no reconocería.</w:t>
       </w:r>
     </w:p>
     <w:p>
@@ -460,10 +488,10 @@
           <w:b/>
           <w:bCs/>
         </w:rPr>
-        <w:t xml:space="preserve">Fiel al algoritmo de referencia:</w:t>
-      </w:r>
-      <w:r>
-        <w:t xml:space="preserve"> sigue los 8 pasos del Box 3 de Lippmann (1987). Esto incluye la inicialización de las neuronas de salida todavía no usadas, que el artículo define con pesos t = 1 y b = 1/(1+N), donde N es la cantidad de variables. Las pruebas automáticas comprueban que los resultados coinciden con una implementación literal del Box 3.</w:t>
+        <w:t xml:space="preserve">No hay que fijar de antemano la cantidad de clústeres:</w:t>
+      </w:r>
+      <w:r>
+        <w:t xml:space="preserve"> la red genera dinámicamente tantas categorías como el comportamiento del servidor requiera, según la vigilancia elegida.</w:t>
       </w:r>
     </w:p>
     <w:p>
@@ -480,10 +508,10 @@
           <w:b/>
           <w:bCs/>
         </w:rPr>
-        <w:t xml:space="preserve">Aprendizaje en línea:</w:t>
-      </w:r>
-      <w:r>
-        <w:t xml:space="preserve"> la red procesa los registros uno por uno y en una sola pasada. Cuando un registro no se parece lo suficiente a ningún grupo existente, crea una categoría nueva, que corresponde a una nueva neurona en la capa de salida (llamada F2). Lippmann llama a este modo *fast learning* (aprendizaje rápido).</w:t>
+        <w:t xml:space="preserve">Clasificador no paramétrico:</w:t>
+      </w:r>
+      <w:r>
+        <w:t xml:space="preserve"> no parte de suposiciones sobre la distribución estadística de la telemetría; solo compara patrones binarios.</w:t>
       </w:r>
     </w:p>
     <w:p>
@@ -500,10 +528,10 @@
           <w:b/>
           <w:bCs/>
         </w:rPr>
-        <w:t xml:space="preserve">Formato estándar de entrada:</w:t>
-      </w:r>
-      <w:r>
-        <w:t xml:space="preserve"> procesa archivos CSV (archivos de texto donde cada fila es un registro y los valores se separan con comas) con encabezado y con cualquier cantidad de variables y de registros, siempre que los valores sean 0 o 1.</w:t>
+        <w:t xml:space="preserve">Estabilidad de lo aprendido:</w:t>
+      </w:r>
+      <w:r>
+        <w:t xml:space="preserve"> la red solo modifica un prototipo cuando el patrón nuevo supera el test de vigilancia. Un comportamiento distinto genera una categoría nueva en lugar de alterar las existentes.</w:t>
       </w:r>
     </w:p>
     <w:p>
@@ -520,32 +548,26 @@
           <w:b/>
           <w:bCs/>
         </w:rPr>
-        <w:t xml:space="preserve">Manual integrado:</w:t>
-      </w:r>
-      <w:r>
-        <w:t xml:space="preserve"> la opción </w:t>
-      </w:r>
-      <w:r>
-        <w:rPr>
-          <w:rFonts w:ascii="Courier New" w:cs="Courier New" w:eastAsia="Courier New" w:hAnsi="Courier New"/>
-          <w:sz w:val="20"/>
-          <w:szCs w:val="20"/>
-        </w:rPr>
-        <w:t xml:space="preserve">-h</w:t>
-      </w:r>
-      <w:r>
-        <w:t xml:space="preserve"> o </w:t>
-      </w:r>
-      <w:r>
-        <w:rPr>
-          <w:rFonts w:ascii="Courier New" w:cs="Courier New" w:eastAsia="Courier New" w:hAnsi="Courier New"/>
-          <w:sz w:val="20"/>
-          <w:szCs w:val="20"/>
-        </w:rPr>
-        <w:t xml:space="preserve">--help</w:t>
-      </w:r>
-      <w:r>
-        <w:t xml:space="preserve"> muestra la ayuda del programa (el *man*). Si una ejecución falla, el programa explica el error, muestra esa ayuda y termina con código de salida 1, que es la forma estándar de avisarle al sistema operativo que hubo un error.</w:t>
+        <w:t xml:space="preserve">La binarización actúa como primer filtro de ruido:</w:t>
+      </w:r>
+      <w:r>
+        <w:t xml:space="preserve"> como la red trabaja con 0 y 1, cada métrica se convierte en una alerta que vale 1 solo cuando la medición es alta. Así se aíslan las fluctuaciones menores del servidor y se conservan los estados críticos.</w:t>
+      </w:r>
+    </w:p>
+    <w:p>
+      <w:pPr>
+        <w:pStyle w:val="Heading1"/>
+      </w:pPr>
+      <w:r>
+        <w:t xml:space="preserve">2. Alcances y limitaciones</w:t>
+      </w:r>
+    </w:p>
+    <w:p>
+      <w:pPr>
+        <w:pStyle w:val="Heading2"/>
+      </w:pPr>
+      <w:r>
+        <w:t xml:space="preserve">2.1 Alcances</w:t>
       </w:r>
     </w:p>
     <w:p>
@@ -562,29 +584,10 @@
           <w:b/>
           <w:bCs/>
         </w:rPr>
-        <w:t xml:space="preserve">Exportación de resultados:</w:t>
-      </w:r>
-      <w:r>
-        <w:t xml:space="preserve"> la opción </w:t>
-      </w:r>
-      <w:r>
-        <w:rPr>
-          <w:rFonts w:ascii="Courier New" w:cs="Courier New" w:eastAsia="Courier New" w:hAnsi="Courier New"/>
-          <w:sz w:val="20"/>
-          <w:szCs w:val="20"/>
-        </w:rPr>
-        <w:t xml:space="preserve">-o</w:t>
-      </w:r>
-      <w:r>
-        <w:t xml:space="preserve"> guarda en un archivo CSV el grupo asignado a cada registro.</w:t>
-      </w:r>
-    </w:p>
-    <w:p>
-      <w:pPr>
-        <w:pStyle w:val="Heading2"/>
-      </w:pPr>
-      <w:r>
-        <w:t xml:space="preserve">2.2 Limitaciones</w:t>
+        <w:t xml:space="preserve">Agrupamiento no supervisado adaptativo:</w:t>
+      </w:r>
+      <w:r>
+        <w:t xml:space="preserve"> implementa la arquitectura ART-1 de Carpenter/Grossberg para agrupar perfiles de telemetría sin etiquetas de entrenamiento.</w:t>
       </w:r>
     </w:p>
     <w:p>
@@ -601,21 +604,10 @@
           <w:b/>
           <w:bCs/>
         </w:rPr>
-        <w:t xml:space="preserve">Solo datos binarios:</w:t>
-      </w:r>
-      <w:r>
-        <w:t xml:space="preserve"> ART-1 solo acepta valores 0 o 1. Las variables numéricas continuas o las categorías de texto deben convertirse antes a 0 y 1, proceso que se llama binarización. El script </w:t>
-      </w:r>
-      <w:r>
-        <w:rPr>
-          <w:rFonts w:ascii="Courier New" w:cs="Courier New" w:eastAsia="Courier New" w:hAnsi="Courier New"/>
-          <w:sz w:val="20"/>
-          <w:szCs w:val="20"/>
-        </w:rPr>
-        <w:t xml:space="preserve">preprocesamiento_art1.py</w:t>
-      </w:r>
-      <w:r>
-        <w:t xml:space="preserve"> hace esta conversión para la telemetría del trabajo.</w:t>
+        <w:t xml:space="preserve">Fiel al algoritmo de referencia:</w:t>
+      </w:r>
+      <w:r>
+        <w:t xml:space="preserve"> sigue los 8 pasos del Box 3 de Lippmann (1987). Esto incluye la inicialización de los nodos libres, es decir, los nodos de salida todavía no comprometidos con ninguna categoría, que el artículo define con pesos t = 1 y b = 1/(1+N), donde N es la cantidad de variables. Las pruebas automáticas verifican que el resultado coincide con una implementación literal del Box 3.</w:t>
       </w:r>
     </w:p>
     <w:p>
@@ -632,10 +624,10 @@
           <w:b/>
           <w:bCs/>
         </w:rPr>
-        <w:t xml:space="preserve">Registros con todos los valores en 0:</w:t>
-      </w:r>
-      <w:r>
-        <w:t xml:space="preserve"> se rechazan. Para decidir si un registro se parece a un grupo, la red divide por la cantidad de unos del registro (‖X‖); si no tiene ningún 1, esa división sería por cero.</w:t>
+        <w:t xml:space="preserve">Aprendizaje en línea (fast learning):</w:t>
+      </w:r>
+      <w:r>
+        <w:t xml:space="preserve"> la red procesa los patrones uno por uno y en una sola pasada. Cuando un patrón no supera el test de vigilancia con ningún prototipo existente, crea dinámicamente una categoría nueva, que corresponde a un nuevo nodo en la capa de salida F2. Lippmann llama a este modo *fast learning* (aprendizaje rápido): el prototipo se actualiza por completo con cada patrón asignado.</w:t>
       </w:r>
     </w:p>
     <w:p>
@@ -652,20 +644,10 @@
           <w:b/>
           <w:bCs/>
         </w:rPr>
-        <w:t xml:space="preserve">Sensibilidad al ruido:</w:t>
-      </w:r>
-      <w:r>
-        <w:t xml:space="preserve"> cada grupo guarda un patrón representativo llamado </w:t>
-      </w:r>
-      <w:r>
-        <w:rPr>
-          <w:b/>
-          <w:bCs/>
-        </w:rPr>
-        <w:t xml:space="preserve">prototipo</w:t>
-      </w:r>
-      <w:r>
-        <w:t xml:space="preserve">. Al aprender, la red lo actualiza con una operación lógica AND: el prototipo conserva un 1 solo en las posiciones donde también hay un 1 en el registro nuevo. Por eso, si un registro llega con un 1 perdido por error de medición (ruido), ese 1 desaparece del prototipo y ya no se recupera. A este efecto se lo llama erosión del prototipo. Con vigilancia alta, el ruido además provoca grupos repetidos.</w:t>
+        <w:t xml:space="preserve">Formato estándar de entrada:</w:t>
+      </w:r>
+      <w:r>
+        <w:t xml:space="preserve"> procesa archivos CSV (archivos de texto donde cada fila es un registro y los valores se separan con comas) con encabezado y con cualquier cantidad de variables binarias (N) y de registros.</w:t>
       </w:r>
     </w:p>
     <w:p>
@@ -682,10 +664,32 @@
           <w:b/>
           <w:bCs/>
         </w:rPr>
-        <w:t xml:space="preserve">Dependencia del orden:</w:t>
-      </w:r>
-      <w:r>
-        <w:t xml:space="preserve"> el resultado depende del orden en que aparecen las filas en el CSV, porque el primer registro de cada grupo define su prototipo inicial. Es una característica del algoritmo del líder, en el que se basa la red: con otro orden pueden cambiar los tamaños de los grupos e incluso la cantidad de grupos.</w:t>
+        <w:t xml:space="preserve">Manual integrado:</w:t>
+      </w:r>
+      <w:r>
+        <w:t xml:space="preserve"> la opción </w:t>
+      </w:r>
+      <w:r>
+        <w:rPr>
+          <w:rFonts w:ascii="Courier New" w:cs="Courier New" w:eastAsia="Courier New" w:hAnsi="Courier New"/>
+          <w:sz w:val="20"/>
+          <w:szCs w:val="20"/>
+        </w:rPr>
+        <w:t xml:space="preserve">-h</w:t>
+      </w:r>
+      <w:r>
+        <w:t xml:space="preserve"> o </w:t>
+      </w:r>
+      <w:r>
+        <w:rPr>
+          <w:rFonts w:ascii="Courier New" w:cs="Courier New" w:eastAsia="Courier New" w:hAnsi="Courier New"/>
+          <w:sz w:val="20"/>
+          <w:szCs w:val="20"/>
+        </w:rPr>
+        <w:t xml:space="preserve">--help</w:t>
+      </w:r>
+      <w:r>
+        <w:t xml:space="preserve"> muestra el manual (man) del programa. Ante cualquier corrida infructuosa, el programa explica el error, muestra el manual y termina con código de salida 1, que es la forma estándar de avisarle al sistema operativo que hubo un error.</w:t>
       </w:r>
     </w:p>
     <w:p>
@@ -702,10 +706,29 @@
           <w:b/>
           <w:bCs/>
         </w:rPr>
-        <w:t xml:space="preserve">La vigilancia debe ser menor que 1:</w:t>
-      </w:r>
-      <w:r>
-        <w:t xml:space="preserve"> la regla de Lippmann exige que el parecido sea estrictamente mayor que ρ. Como el parecido máximo posible es 1, con ρ = 1 ningún registro cumpliría la regla. Por eso el programa exige 0 ≤ ρ &lt; 1.</w:t>
+        <w:t xml:space="preserve">Exportación de resultados:</w:t>
+      </w:r>
+      <w:r>
+        <w:t xml:space="preserve"> la opción </w:t>
+      </w:r>
+      <w:r>
+        <w:rPr>
+          <w:rFonts w:ascii="Courier New" w:cs="Courier New" w:eastAsia="Courier New" w:hAnsi="Courier New"/>
+          <w:sz w:val="20"/>
+          <w:szCs w:val="20"/>
+        </w:rPr>
+        <w:t xml:space="preserve">-o</w:t>
+      </w:r>
+      <w:r>
+        <w:t xml:space="preserve"> guarda en un CSV el clúster asignado a cada registro.</w:t>
+      </w:r>
+    </w:p>
+    <w:p>
+      <w:pPr>
+        <w:pStyle w:val="Heading2"/>
+      </w:pPr>
+      <w:r>
+        <w:t xml:space="preserve">2.2 Limitaciones</w:t>
       </w:r>
     </w:p>
     <w:p>
@@ -722,10 +745,10 @@
           <w:b/>
           <w:bCs/>
         </w:rPr>
-        <w:t xml:space="preserve">Cantidad limitada de neuronas:</w:t>
-      </w:r>
-      <w:r>
-        <w:t xml:space="preserve"> la opción </w:t>
+        <w:t xml:space="preserve">Solo entradas binarias:</w:t>
+      </w:r>
+      <w:r>
+        <w:t xml:space="preserve"> ART-1 admite únicamente valores 0 o 1. Las variables continuas o categóricas deben binarizarse antes, es decir, convertirse a 0 y 1. El script </w:t>
       </w:r>
       <w:r>
         <w:rPr>
@@ -733,26 +756,10 @@
           <w:sz w:val="20"/>
           <w:szCs w:val="20"/>
         </w:rPr>
-        <w:t xml:space="preserve">-m</w:t>
-      </w:r>
-      <w:r>
-        <w:t xml:space="preserve"> permite limitar la cantidad de neuronas de salida. Si se agotan, los registros que no encajan en ningún grupo quedan sin clasificar y se marcan con el grupo -1.</w:t>
-      </w:r>
-    </w:p>
-    <w:p>
-      <w:pPr>
-        <w:pStyle w:val="Heading1"/>
-      </w:pPr>
-      <w:r>
-        <w:t xml:space="preserve">3. Requisitos e instalación</w:t>
-      </w:r>
-    </w:p>
-    <w:p>
-      <w:pPr>
-        <w:pStyle w:val="Heading2"/>
-      </w:pPr>
-      <w:r>
-        <w:t xml:space="preserve">3.1 Requisitos</w:t>
+        <w:t xml:space="preserve">preprocesamiento_art1.py</w:t>
+      </w:r>
+      <w:r>
+        <w:t xml:space="preserve"> hace esta conversión para la telemetría del trabajo.</w:t>
       </w:r>
     </w:p>
     <w:p>
@@ -769,10 +776,10 @@
           <w:b/>
           <w:bCs/>
         </w:rPr>
-        <w:t xml:space="preserve">Python 3.8 o superior</w:t>
-      </w:r>
-      <w:r>
-        <w:t xml:space="preserve"> (se probó con Python 3.12).</w:t>
+        <w:t xml:space="preserve">Vectores nulos:</w:t>
+      </w:r>
+      <w:r>
+        <w:t xml:space="preserve"> se rechazan los registros con todas las variables en 0. El test de vigilancia divide por la cantidad de unos del patrón (‖X‖); si no tiene ningún 1, esa división sería por cero.</w:t>
       </w:r>
     </w:p>
     <w:p>
@@ -789,76 +796,20 @@
           <w:b/>
           <w:bCs/>
         </w:rPr>
-        <w:t xml:space="preserve">Sin dependencias externas:</w:t>
-      </w:r>
-      <w:r>
-        <w:t xml:space="preserve"> el programa solo usa módulos que vienen incluidos con Python (</w:t>
-      </w:r>
-      <w:r>
-        <w:rPr>
-          <w:rFonts w:ascii="Courier New" w:cs="Courier New" w:eastAsia="Courier New" w:hAnsi="Courier New"/>
-          <w:sz w:val="20"/>
-          <w:szCs w:val="20"/>
-        </w:rPr>
-        <w:t xml:space="preserve">sys</w:t>
-      </w:r>
-      <w:r>
-        <w:t xml:space="preserve">, </w:t>
-      </w:r>
-      <w:r>
-        <w:rPr>
-          <w:rFonts w:ascii="Courier New" w:cs="Courier New" w:eastAsia="Courier New" w:hAnsi="Courier New"/>
-          <w:sz w:val="20"/>
-          <w:szCs w:val="20"/>
-        </w:rPr>
-        <w:t xml:space="preserve">os</w:t>
-      </w:r>
-      <w:r>
-        <w:t xml:space="preserve">, </w:t>
-      </w:r>
-      <w:r>
-        <w:rPr>
-          <w:rFonts w:ascii="Courier New" w:cs="Courier New" w:eastAsia="Courier New" w:hAnsi="Courier New"/>
-          <w:sz w:val="20"/>
-          <w:szCs w:val="20"/>
-        </w:rPr>
-        <w:t xml:space="preserve">argparse</w:t>
-      </w:r>
-      <w:r>
-        <w:t xml:space="preserve">, </w:t>
-      </w:r>
-      <w:r>
-        <w:rPr>
-          <w:rFonts w:ascii="Courier New" w:cs="Courier New" w:eastAsia="Courier New" w:hAnsi="Courier New"/>
-          <w:sz w:val="20"/>
-          <w:szCs w:val="20"/>
-        </w:rPr>
-        <w:t xml:space="preserve">csv</w:t>
-      </w:r>
-      <w:r>
-        <w:t xml:space="preserve"> y </w:t>
-      </w:r>
-      <w:r>
-        <w:rPr>
-          <w:rFonts w:ascii="Courier New" w:cs="Courier New" w:eastAsia="Courier New" w:hAnsi="Courier New"/>
-          <w:sz w:val="20"/>
-          <w:szCs w:val="20"/>
-        </w:rPr>
-        <w:t xml:space="preserve">typing</w:t>
-      </w:r>
-      <w:r>
-        <w:t xml:space="preserve">). No hace falta instalar nada con pip; el archivo </w:t>
-      </w:r>
-      <w:r>
-        <w:rPr>
-          <w:rFonts w:ascii="Courier New" w:cs="Courier New" w:eastAsia="Courier New" w:hAnsi="Courier New"/>
-          <w:sz w:val="20"/>
-          <w:szCs w:val="20"/>
-        </w:rPr>
-        <w:t xml:space="preserve">requirements.txt</w:t>
-      </w:r>
-      <w:r>
-        <w:t xml:space="preserve"> está vacío a propósito.</w:t>
+        <w:t xml:space="preserve">Sensibilidad al ruido:</w:t>
+      </w:r>
+      <w:r>
+        <w:t xml:space="preserve"> cada clúster guarda un patrón representativo llamado </w:t>
+      </w:r>
+      <w:r>
+        <w:rPr>
+          <w:b/>
+          <w:bCs/>
+        </w:rPr>
+        <w:t xml:space="preserve">prototipo</w:t>
+      </w:r>
+      <w:r>
+        <w:t xml:space="preserve">. Los prototipos se actualizan con una operación lógica AND: el prototipo conserva un 1 solo en las posiciones donde también hay un 1 en el patrón nuevo. Por eso, un bit en 0 por ruido (error de medición) borra para siempre ese bit del prototipo; a este efecto se lo llama erosión. Con vigilancia alta, el ruido además provoca categorías redundantes.</w:t>
       </w:r>
     </w:p>
     <w:p>
@@ -871,6 +822,199 @@
         <w:spacing w:after="60" w:line="276"/>
       </w:pPr>
       <w:r>
+        <w:rPr>
+          <w:b/>
+          <w:bCs/>
+        </w:rPr>
+        <w:t xml:space="preserve">Dependencia del orden:</w:t>
+      </w:r>
+      <w:r>
+        <w:t xml:space="preserve"> como en el algoritmo del líder, el resultado depende del orden en que se presentan las filas del CSV, porque el primer patrón de cada clúster define su prototipo inicial. Con otro orden pueden cambiar los tamaños de los clústeres e incluso la cantidad de categorías.</w:t>
+      </w:r>
+    </w:p>
+    <w:p>
+      <w:pPr>
+        <w:pStyle w:val="ListParagraph"/>
+        <w:numPr>
+          <w:ilvl w:val="0"/>
+          <w:numId w:val="2"/>
+        </w:numPr>
+        <w:spacing w:after="60" w:line="276"/>
+      </w:pPr>
+      <w:r>
+        <w:rPr>
+          <w:b/>
+          <w:bCs/>
+        </w:rPr>
+        <w:t xml:space="preserve">Vigilancia menor que 1:</w:t>
+      </w:r>
+      <w:r>
+        <w:t xml:space="preserve"> el test de Lippmann es estricto: exige que el parecido sea mayor que ρ, no alcanza con igualarlo. Como el parecido máximo posible es 1, con ρ = 1 ningún patrón superaría el test. Por eso el programa exige 0 ≤ ρ &lt; 1.</w:t>
+      </w:r>
+    </w:p>
+    <w:p>
+      <w:pPr>
+        <w:pStyle w:val="ListParagraph"/>
+        <w:numPr>
+          <w:ilvl w:val="0"/>
+          <w:numId w:val="2"/>
+        </w:numPr>
+        <w:spacing w:after="60" w:line="276"/>
+      </w:pPr>
+      <w:r>
+        <w:rPr>
+          <w:b/>
+          <w:bCs/>
+        </w:rPr>
+        <w:t xml:space="preserve">Recursos finitos:</w:t>
+      </w:r>
+      <w:r>
+        <w:t xml:space="preserve"> con la opción </w:t>
+      </w:r>
+      <w:r>
+        <w:rPr>
+          <w:rFonts w:ascii="Courier New" w:cs="Courier New" w:eastAsia="Courier New" w:hAnsi="Courier New"/>
+          <w:sz w:val="20"/>
+          <w:szCs w:val="20"/>
+        </w:rPr>
+        <w:t xml:space="preserve">-m</w:t>
+      </w:r>
+      <w:r>
+        <w:t xml:space="preserve"> se puede limitar la cantidad de nodos F2. Si se agotan, los patrones que no encajan quedan sin clasificar (clúster -1).</w:t>
+      </w:r>
+    </w:p>
+    <w:p>
+      <w:pPr>
+        <w:pStyle w:val="Heading1"/>
+      </w:pPr>
+      <w:r>
+        <w:t xml:space="preserve">3. Requisitos e instalación</w:t>
+      </w:r>
+    </w:p>
+    <w:p>
+      <w:pPr>
+        <w:pStyle w:val="Heading2"/>
+      </w:pPr>
+      <w:r>
+        <w:t xml:space="preserve">3.1 Requisitos</w:t>
+      </w:r>
+    </w:p>
+    <w:p>
+      <w:pPr>
+        <w:pStyle w:val="ListParagraph"/>
+        <w:numPr>
+          <w:ilvl w:val="0"/>
+          <w:numId w:val="2"/>
+        </w:numPr>
+        <w:spacing w:after="60" w:line="276"/>
+      </w:pPr>
+      <w:r>
+        <w:rPr>
+          <w:b/>
+          <w:bCs/>
+        </w:rPr>
+        <w:t xml:space="preserve">Python 3.8 o superior</w:t>
+      </w:r>
+      <w:r>
+        <w:t xml:space="preserve"> (probado con Python 3.12).</w:t>
+      </w:r>
+    </w:p>
+    <w:p>
+      <w:pPr>
+        <w:pStyle w:val="ListParagraph"/>
+        <w:numPr>
+          <w:ilvl w:val="0"/>
+          <w:numId w:val="2"/>
+        </w:numPr>
+        <w:spacing w:after="60" w:line="276"/>
+      </w:pPr>
+      <w:r>
+        <w:rPr>
+          <w:b/>
+          <w:bCs/>
+        </w:rPr>
+        <w:t xml:space="preserve">Sin dependencias externas:</w:t>
+      </w:r>
+      <w:r>
+        <w:t xml:space="preserve"> el programa usa solo la biblioteca estándar de Python, es decir, módulos que vienen incluidos con Python (</w:t>
+      </w:r>
+      <w:r>
+        <w:rPr>
+          <w:rFonts w:ascii="Courier New" w:cs="Courier New" w:eastAsia="Courier New" w:hAnsi="Courier New"/>
+          <w:sz w:val="20"/>
+          <w:szCs w:val="20"/>
+        </w:rPr>
+        <w:t xml:space="preserve">sys</w:t>
+      </w:r>
+      <w:r>
+        <w:t xml:space="preserve">, </w:t>
+      </w:r>
+      <w:r>
+        <w:rPr>
+          <w:rFonts w:ascii="Courier New" w:cs="Courier New" w:eastAsia="Courier New" w:hAnsi="Courier New"/>
+          <w:sz w:val="20"/>
+          <w:szCs w:val="20"/>
+        </w:rPr>
+        <w:t xml:space="preserve">os</w:t>
+      </w:r>
+      <w:r>
+        <w:t xml:space="preserve">, </w:t>
+      </w:r>
+      <w:r>
+        <w:rPr>
+          <w:rFonts w:ascii="Courier New" w:cs="Courier New" w:eastAsia="Courier New" w:hAnsi="Courier New"/>
+          <w:sz w:val="20"/>
+          <w:szCs w:val="20"/>
+        </w:rPr>
+        <w:t xml:space="preserve">argparse</w:t>
+      </w:r>
+      <w:r>
+        <w:t xml:space="preserve">, </w:t>
+      </w:r>
+      <w:r>
+        <w:rPr>
+          <w:rFonts w:ascii="Courier New" w:cs="Courier New" w:eastAsia="Courier New" w:hAnsi="Courier New"/>
+          <w:sz w:val="20"/>
+          <w:szCs w:val="20"/>
+        </w:rPr>
+        <w:t xml:space="preserve">csv</w:t>
+      </w:r>
+      <w:r>
+        <w:t xml:space="preserve"> y </w:t>
+      </w:r>
+      <w:r>
+        <w:rPr>
+          <w:rFonts w:ascii="Courier New" w:cs="Courier New" w:eastAsia="Courier New" w:hAnsi="Courier New"/>
+          <w:sz w:val="20"/>
+          <w:szCs w:val="20"/>
+        </w:rPr>
+        <w:t xml:space="preserve">typing</w:t>
+      </w:r>
+      <w:r>
+        <w:t xml:space="preserve">). No hace falta instalar ningún paquete con pip; el archivo </w:t>
+      </w:r>
+      <w:r>
+        <w:rPr>
+          <w:rFonts w:ascii="Courier New" w:cs="Courier New" w:eastAsia="Courier New" w:hAnsi="Courier New"/>
+          <w:sz w:val="20"/>
+          <w:szCs w:val="20"/>
+        </w:rPr>
+        <w:t xml:space="preserve">requirements.txt</w:t>
+      </w:r>
+      <w:r>
+        <w:t xml:space="preserve"> está vacío a propósito.</w:t>
+      </w:r>
+    </w:p>
+    <w:p>
+      <w:pPr>
+        <w:pStyle w:val="ListParagraph"/>
+        <w:numPr>
+          <w:ilvl w:val="0"/>
+          <w:numId w:val="2"/>
+        </w:numPr>
+        <w:spacing w:after="60" w:line="276"/>
+      </w:pPr>
+      <w:r>
         <w:t xml:space="preserve">Sistema operativo: Windows, Linux o macOS.</w:t>
       </w:r>
     </w:p>
@@ -892,7 +1036,7 @@
         <w:spacing w:after="60" w:line="276"/>
       </w:pPr>
       <w:r>
-        <w:t xml:space="preserve">Verificar la versión de Python instalada (en Windows, escribir </w:t>
+        <w:t xml:space="preserve">Verificar la versión de Python (en Windows, usar </w:t>
       </w:r>
       <w:r>
         <w:rPr>
@@ -948,7 +1092,7 @@
         <w:spacing w:after="60" w:line="276"/>
       </w:pPr>
       <w:r>
-        <w:t xml:space="preserve">Descargar el proyecto. Si se tiene Git instalado:</w:t>
+        <w:t xml:space="preserve">Descargar el proyecto. Con Git:</w:t>
       </w:r>
     </w:p>
     <w:p>
@@ -1020,7 +1164,7 @@
         <w:spacing w:after="60" w:line="276"/>
       </w:pPr>
       <w:r>
-        <w:t xml:space="preserve">Comprobar que el programa funciona mostrando la ayuda integrada:</w:t>
+        <w:t xml:space="preserve">Verificar que el programa funciona mostrando el manual integrado:</w:t>
       </w:r>
     </w:p>
     <w:p>
@@ -1238,7 +1382,7 @@
                 <w:sz w:val="19"/>
                 <w:szCs w:val="19"/>
               </w:rPr>
-              <w:t xml:space="preserve">Programa principal: la red de Carpenter/Grossberg</w:t>
+              <w:t xml:space="preserve">Programa principal: red de Carpenter/Grossberg</w:t>
             </w:r>
           </w:p>
         </w:tc>
@@ -1299,7 +1443,7 @@
                 <w:sz w:val="19"/>
                 <w:szCs w:val="19"/>
               </w:rPr>
-              <w:t xml:space="preserve">Dataset 1: funcionamiento normal o nominal (100 registros × 5 variables)</w:t>
+              <w:t xml:space="preserve">Dataset 1: régimen nominal (100 registros × 5 variables)</w:t>
             </w:r>
           </w:p>
         </w:tc>
@@ -1360,7 +1504,7 @@
                 <w:sz w:val="19"/>
                 <w:szCs w:val="19"/>
               </w:rPr>
-              <w:t xml:space="preserve">Dataset 2: funcionamiento bajo estrés (100 registros × 5 variables)</w:t>
+              <w:t xml:space="preserve">Dataset 2: régimen de estrés (100 registros × 5 variables)</w:t>
             </w:r>
           </w:p>
         </w:tc>
@@ -1421,7 +1565,7 @@
                 <w:sz w:val="19"/>
                 <w:szCs w:val="19"/>
               </w:rPr>
-              <w:t xml:space="preserve">Metadatos: de dónde sale cada variable, qué umbral se usó y qué regla la define</w:t>
+              <w:t xml:space="preserve">Metadatos: métrica de origen, umbral y regla de cada variable binaria</w:t>
             </w:r>
           </w:p>
         </w:tc>
@@ -1482,7 +1626,7 @@
                 <w:sz w:val="19"/>
                 <w:szCs w:val="19"/>
               </w:rPr>
-              <w:t xml:space="preserve">Genera los datasets de 0 y 1 a partir de la telemetría original</w:t>
+              <w:t xml:space="preserve">Genera los datasets binarios a partir de la telemetría cruda</w:t>
             </w:r>
           </w:p>
         </w:tc>
@@ -1543,7 +1687,7 @@
                 <w:sz w:val="19"/>
                 <w:szCs w:val="19"/>
               </w:rPr>
-              <w:t xml:space="preserve">Telemetría original: 2243 registros tomados cada 300 segundos, con 5 métricas</w:t>
+              <w:t xml:space="preserve">Telemetría cruda: 2243 registros tomados cada 300 segundos, con 5 métricas</w:t>
             </w:r>
           </w:p>
         </w:tc>
@@ -1604,7 +1748,7 @@
                 <w:sz w:val="19"/>
                 <w:szCs w:val="19"/>
               </w:rPr>
-              <w:t xml:space="preserve">Ejecuta las pruebas del informe y guarda los resultados en la carpeta </w:t>
+              <w:t xml:space="preserve">Corridas del informe; guarda los resultados en la carpeta </w:t>
             </w:r>
             <w:r>
               <w:rPr>
@@ -1768,7 +1912,7 @@
         <w:pStyle w:val="Heading2"/>
       </w:pPr>
       <w:r>
-        <w:t xml:space="preserve">4.1 Cómo se ejecuta</w:t>
+        <w:t xml:space="preserve">4.1 Sintaxis</w:t>
       </w:r>
     </w:p>
     <w:p>
@@ -1882,7 +2026,7 @@
                 <w:sz w:val="19"/>
                 <w:szCs w:val="19"/>
               </w:rPr>
-              <w:t xml:space="preserve">Para qué sirve</w:t>
+              <w:t xml:space="preserve">Descripción</w:t>
             </w:r>
           </w:p>
         </w:tc>
@@ -1914,7 +2058,7 @@
                 <w:sz w:val="19"/>
                 <w:szCs w:val="19"/>
               </w:rPr>
-              <w:t xml:space="preserve">Valor por defecto</w:t>
+              <w:t xml:space="preserve">Por defecto</w:t>
             </w:r>
           </w:p>
         </w:tc>
@@ -1990,7 +2134,7 @@
                 <w:sz w:val="19"/>
                 <w:szCs w:val="19"/>
               </w:rPr>
-              <w:t xml:space="preserve">Archivo CSV con los datos de entrada</w:t>
+              <w:t xml:space="preserve">Ruta del CSV de entrada</w:t>
             </w:r>
           </w:p>
         </w:tc>
@@ -2095,7 +2239,7 @@
                 <w:sz w:val="19"/>
                 <w:szCs w:val="19"/>
               </w:rPr>
-              <w:t xml:space="preserve">Vigilancia ρ: mayor o igual que 0 y menor que 1. Cuanto más alta, más parecidos tienen que ser los registros de un mismo grupo y más grupos se forman</w:t>
+              <w:t xml:space="preserve">Vigilancia ρ: mayor o igual que 0 y menor que 1. Más alta = categorías más estrictas y más numerosas</w:t>
             </w:r>
           </w:p>
         </w:tc>
@@ -2200,7 +2344,7 @@
                 <w:sz w:val="19"/>
                 <w:szCs w:val="19"/>
               </w:rPr>
-              <w:t xml:space="preserve">Cantidad máxima de grupos (neuronas de salida) que puede crear la red</w:t>
+              <w:t xml:space="preserve">Cantidad M de nodos de salida F2 disponibles</w:t>
             </w:r>
           </w:p>
         </w:tc>
@@ -2305,7 +2449,7 @@
                 <w:sz w:val="19"/>
                 <w:szCs w:val="19"/>
               </w:rPr>
-              <w:t xml:space="preserve">Archivo CSV donde se guarda el grupo asignado a cada registro</w:t>
+              <w:t xml:space="preserve">CSV donde se guarda el clúster asignado a cada registro</w:t>
             </w:r>
           </w:p>
         </w:tc>
@@ -2410,7 +2554,7 @@
                 <w:sz w:val="19"/>
                 <w:szCs w:val="19"/>
               </w:rPr>
-              <w:t xml:space="preserve">Muestra, registro por registro, a qué grupo se asigna</w:t>
+              <w:t xml:space="preserve">Muestra paso a paso a qué clúster se asigna cada patrón</w:t>
             </w:r>
           </w:p>
         </w:tc>
@@ -2515,7 +2659,7 @@
                 <w:sz w:val="19"/>
                 <w:szCs w:val="19"/>
               </w:rPr>
-              <w:t xml:space="preserve">Muestra la ayuda integrada</w:t>
+              <w:t xml:space="preserve">Muestra el manual integrado</w:t>
             </w:r>
           </w:p>
         </w:tc>
@@ -2572,7 +2716,7 @@
         <w:t xml:space="preserve">,</w:t>
       </w:r>
       <w:r>
-        <w:t xml:space="preserve">) y guardado con codificación UTF-8, que es la codificación estándar para letras con tilde. También se acepta el formato "CSV UTF-8" que genera Excel.</w:t>
+        <w:t xml:space="preserve">) y codificado en UTF-8, que es la codificación estándar para letras con tilde. Se acepta el formato "CSV UTF-8" de Excel.</w:t>
       </w:r>
     </w:p>
     <w:p>
@@ -2598,7 +2742,7 @@
         <w:spacing w:after="60" w:line="276"/>
       </w:pPr>
       <w:r>
-        <w:t xml:space="preserve">Cada una de las filas siguientes es un registro: debe tener tantos valores como columnas tiene el encabezado, todos 0 o 1, y al menos un 1.</w:t>
+        <w:t xml:space="preserve">Cada fila siguiente es un registro: tantos valores como columnas del encabezado, todos 0 o 1, y al menos un 1.</w:t>
       </w:r>
     </w:p>
     <w:p>
@@ -2715,7 +2859,7 @@
         <w:jc w:val="both"/>
       </w:pPr>
       <w:r>
-        <w:t xml:space="preserve">Es un CSV con dos columnas. </w:t>
+        <w:t xml:space="preserve">CSV con dos columnas. </w:t>
       </w:r>
       <w:r>
         <w:rPr>
@@ -2737,7 +2881,7 @@
         <w:t xml:space="preserve">cluster</w:t>
       </w:r>
       <w:r>
-        <w:t xml:space="preserve"> es el número de grupo asignado; vale -1 si el registro quedó sin clasificar porque se alcanzó el máximo de grupos.</w:t>
+        <w:t xml:space="preserve"> es el número de nodo F2 asignado; vale -1 si el registro quedó sin clasificar porque se agotaron los nodos.</w:t>
       </w:r>
     </w:p>
     <w:p>
@@ -2851,7 +2995,7 @@
         <w:t xml:space="preserve">metadatos_variables.csv</w:t>
       </w:r>
       <w:r>
-        <w:t xml:space="preserve"> es documentación: explica, para cada variable de los datasets entregados, de qué medición original proviene, qué umbral se usó y cuál es la regla para que valga 1. Sus columnas son </w:t>
+        <w:t xml:space="preserve"> es documentación: indica, para cada variable binaria de los datasets entregados, la métrica cruda de la que proviene, el umbral usado y la regla de binarización. Sus columnas son </w:t>
       </w:r>
       <w:r>
         <w:rPr>
@@ -2914,7 +3058,7 @@
         <w:pStyle w:val="Heading2"/>
       </w:pPr>
       <w:r>
-        <w:t xml:space="preserve">4.5 Ayuda integrada (salida de --help)</w:t>
+        <w:t xml:space="preserve">4.5 Manual integrado (salida de --help)</w:t>
       </w:r>
     </w:p>
     <w:p>
@@ -3749,7 +3893,7 @@
         <w:pStyle w:val="Heading2"/>
       </w:pPr>
       <w:r>
-        <w:t xml:space="preserve">5.1 Dataset 1: funcionamiento normal</w:t>
+        <w:t xml:space="preserve">5.1 Dataset 1: régimen nominal</w:t>
       </w:r>
     </w:p>
     <w:p>
@@ -4243,17 +4387,17 @@
         <w:t xml:space="preserve">Cómo leer la salida:</w:t>
       </w:r>
       <w:r>
-        <w:t xml:space="preserve"> la capa de entrada de la red (F1) recibe 100 registros de 5 valores cada uno. Cada "Nodo F2" es un grupo que formó la red; para cada uno se indica cuántos registros reunió y su </w:t>
+        <w:t xml:space="preserve"> la capa de entrada F1 recibe 100 patrones de 5 componentes. Cada "Nodo F2" es una categoría formada por la red; para cada una se indica cuántas instancias reunió y su </w:t>
       </w:r>
       <w:r>
         <w:rPr>
           <w:b/>
           <w:bCs/>
         </w:rPr>
-        <w:t xml:space="preserve">prototipo</w:t>
-      </w:r>
-      <w:r>
-        <w:t xml:space="preserve">, que es el patrón de 0 y 1 que lo representa (el programa lo llama *prototipo top-down* porque se guarda en los pesos que van de la capa de salida a la de entrada).</w:t>
+        <w:t xml:space="preserve">prototipo top-down</w:t>
+      </w:r>
+      <w:r>
+        <w:t xml:space="preserve">, que es el patrón de 0 y 1 que la representa y que se guarda en los pesos descendentes (de la capa F2 a la F1).</w:t>
       </w:r>
     </w:p>
     <w:p>
@@ -4269,7 +4413,7 @@
         <w:t xml:space="preserve">Interpretación:</w:t>
       </w:r>
       <w:r>
-        <w:t xml:space="preserve"> con ρ = 0.5 la red forma 8 grupos, uno por cada combinación de alertas presente en el funcionamiento normal. Los más frecuentes son: solo disco alto (23 %), solo CPU alta (21 %), tráfico de red alto en ambos sentidos (21 %) y CPU con disco (18 %). Las combinaciones poco frecuentes (entre 1 % y 3 %) quedan en grupos propios y son las primeras candidatas a revisar.</w:t>
+        <w:t xml:space="preserve"> con ρ = 0.5 la red forma M = 8 categorías, una por cada combinación de alertas presente en el régimen nominal. Los estados dominantes son disco alto aislado (23 %), CPU alta aislada (21 %), tráfico de red alto en ambos sentidos (21 %) y CPU con disco (18 %). Las combinaciones raras (entre 1 % y 3 %) quedan aisladas en nodos propios y son candidatas a revisión.</w:t>
       </w:r>
     </w:p>
     <w:p>
@@ -4277,7 +4421,7 @@
         <w:pStyle w:val="Heading2"/>
       </w:pPr>
       <w:r>
-        <w:t xml:space="preserve">5.2 Dataset 2: funcionamiento bajo estrés</w:t>
+        <w:t xml:space="preserve">5.2 Dataset 2: régimen de estrés</w:t>
       </w:r>
     </w:p>
     <w:p>
@@ -4686,7 +4830,7 @@
         <w:t xml:space="preserve">Interpretación:</w:t>
       </w:r>
       <w:r>
-        <w:t xml:space="preserve"> con la misma vigilancia, la red forma solo 4 grupos, aunque el dataset tiene 8 combinaciones distintas. El estado más frecuente es memoria y red altas (57 %). El nodo 01 muestra el efecto del AND: su prototipo [0, 0, 0, 1, 1] no aparece tal cual en el dataset, porque todos sus registros tienen 3 alertas o más. Es lo que tienen en común los registros que reunió: la red se quedó con el rasgo compartido (tráfico de red alto) y descartó el resto.</w:t>
+        <w:t xml:space="preserve"> con la misma vigilancia, la red forma solo M = 4 categorías, aunque el dataset tiene 8 combinaciones distintas. El estado dominante es memoria y red altas (57 %). El nodo 01 muestra el efecto del AND: su prototipo [0, 0, 0, 1, 1] no aparece tal cual en el dataset, porque todos sus registros tienen 3 alertas o más. Es la intersección de los patrones que absorbió: la red conservó el rasgo común (tráfico de red alto) y descartó el resto.</w:t>
       </w:r>
     </w:p>
     <w:p>
@@ -4707,7 +4851,7 @@
         <w:spacing w:after="60" w:line="276"/>
       </w:pPr>
       <w:r>
-        <w:t xml:space="preserve">Ver la asignación de cada registro: </w:t>
+        <w:t xml:space="preserve">Ver la asignación paso a paso: </w:t>
       </w:r>
       <w:r>
         <w:rPr>
@@ -4750,7 +4894,7 @@
         <w:t xml:space="preserve">-p 0.9</w:t>
       </w:r>
       <w:r>
-        <w:t xml:space="preserve">, y comparar cuántos grupos se forman.</w:t>
+        <w:t xml:space="preserve">, y comparar la cantidad de categorías.</w:t>
       </w:r>
     </w:p>
     <w:p>
@@ -4763,7 +4907,7 @@
         <w:spacing w:after="60" w:line="276"/>
       </w:pPr>
       <w:r>
-        <w:t xml:space="preserve">Limitar la cantidad de grupos: </w:t>
+        <w:t xml:space="preserve">Limitar los nodos F2: </w:t>
       </w:r>
       <w:r>
         <w:rPr>
@@ -4784,7 +4928,7 @@
         <w:spacing w:after="60" w:line="276"/>
       </w:pPr>
       <w:r>
-        <w:t xml:space="preserve">Ejecutar todas las pruebas del informe: </w:t>
+        <w:t xml:space="preserve">Ejecutar todas las corridas del informe: </w:t>
       </w:r>
       <w:r>
         <w:rPr>
@@ -4809,7 +4953,7 @@
         <w:jc w:val="both"/>
       </w:pPr>
       <w:r>
-        <w:t xml:space="preserve">Los dos datasets se generan con </w:t>
+        <w:t xml:space="preserve">Ambos datasets se generan con </w:t>
       </w:r>
       <w:r>
         <w:rPr>
@@ -4820,7 +4964,7 @@
         <w:t xml:space="preserve">preprocesamiento_art1.py</w:t>
       </w:r>
       <w:r>
-        <w:t xml:space="preserve"> a partir de la telemetría original de un servidor: 2243 registros tomados cada 300 segundos (5 minutos) durante 8 días. Cada variable vale 1 cuando la medición está por encima de su </w:t>
+        <w:t xml:space="preserve"> a partir de la telemetría cruda de un servidor: 2243 registros tomados cada 300 segundos (5 minutos) durante 8 días. Cada variable binaria vale 1 cuando la métrica supera su </w:t>
       </w:r>
       <w:r>
         <w:rPr>
@@ -4830,7 +4974,7 @@
         <w:t xml:space="preserve">percentil 90</w:t>
       </w:r>
       <w:r>
-        <w:t xml:space="preserve">, es decir, del valor que solo supera el 10 % más alto de las mediciones de esos 8 días:</w:t>
+        <w:t xml:space="preserve">, es decir, el valor que solo supera el 10 % más alto de las mediciones de esos 8 días:</w:t>
       </w:r>
     </w:p>
     <w:tbl>
@@ -4882,7 +5026,7 @@
                 <w:sz w:val="19"/>
                 <w:szCs w:val="19"/>
               </w:rPr>
-              <w:t xml:space="preserve">Variable</w:t>
+              <w:t xml:space="preserve">Variable binaria</w:t>
             </w:r>
           </w:p>
         </w:tc>
@@ -4914,7 +5058,7 @@
                 <w:sz w:val="19"/>
                 <w:szCs w:val="19"/>
               </w:rPr>
-              <w:t xml:space="preserve">Medición original</w:t>
+              <w:t xml:space="preserve">Métrica cruda</w:t>
             </w:r>
           </w:p>
         </w:tc>
@@ -4946,7 +5090,7 @@
                 <w:sz w:val="19"/>
                 <w:szCs w:val="19"/>
               </w:rPr>
-              <w:t xml:space="preserve">Umbral (percentil 90)</w:t>
+              <w:t xml:space="preserve">Umbral (P90)</w:t>
             </w:r>
           </w:p>
         </w:tc>
@@ -5457,7 +5601,7 @@
         <w:spacing w:after="60" w:line="276"/>
       </w:pPr>
       <w:r>
-        <w:t xml:space="preserve">Se descartan los registros sin ninguna alerta (1634, el 72.85 %), porque la red no puede procesar registros con todos los valores en 0.</w:t>
+        <w:t xml:space="preserve">Los registros sin ninguna alerta (1634, el 72.85 %) se descartan porque el vector nulo no puede procesarse.</w:t>
       </w:r>
     </w:p>
     <w:p>
@@ -5474,7 +5618,7 @@
           <w:b/>
           <w:bCs/>
         </w:rPr>
-        <w:t xml:space="preserve">Dataset 1, funcionamiento normal</w:t>
+        <w:t xml:space="preserve">Dataset 1, régimen nominal</w:t>
       </w:r>
       <w:r>
         <w:t xml:space="preserve"> (</w:t>
@@ -5488,7 +5632,7 @@
         <w:t xml:space="preserve">dataset_telemetria_base.csv</w:t>
       </w:r>
       <w:r>
-        <w:t xml:space="preserve">): 100 registros con 1 o 2 alertas al mismo tiempo, elegidos al azar entre los 463 disponibles y ordenados en el tiempo. Se usa una semilla fija (42), que es un número que hace que la elección al azar sea siempre la misma y el dataset se pueda volver a generar idéntico. Las 5 variables toman ambos valores y hay 8 combinaciones distintas.</w:t>
+        <w:t xml:space="preserve">): 100 registros con 1 o 2 alertas simultáneas, elegidos al azar entre los 463 disponibles y ordenados en el tiempo. Se usa una semilla fija (42), un número que hace que la elección al azar sea siempre la misma y el dataset se pueda regenerar idéntico. Las 5 variables toman ambos valores y hay 8 combinaciones distintas.</w:t>
       </w:r>
     </w:p>
     <w:p>
@@ -5505,7 +5649,7 @@
           <w:b/>
           <w:bCs/>
         </w:rPr>
-        <w:t xml:space="preserve">Dataset 2, funcionamiento bajo estrés</w:t>
+        <w:t xml:space="preserve">Dataset 2, régimen de estrés</w:t>
       </w:r>
       <w:r>
         <w:t xml:space="preserve"> (</w:t>
@@ -5519,7 +5663,7 @@
         <w:t xml:space="preserve">dataset_telemetria_estres.csv</w:t>
       </w:r>
       <w:r>
-        <w:t xml:space="preserve">): los primeros 100 registros con 3 o más alertas al mismo tiempo. Hay 8 combinaciones distintas.</w:t>
+        <w:t xml:space="preserve">): los primeros 100 registros con 3 o más alertas simultáneas. Hay 8 combinaciones distintas.</w:t>
       </w:r>
     </w:p>
     <w:p>
@@ -5532,7 +5676,7 @@
         <w:spacing w:after="60" w:line="276"/>
       </w:pPr>
       <w:r>
-        <w:t xml:space="preserve">Los dos datasets no tienen registros en común. Para volver a generarlos se ejecuta </w:t>
+        <w:t xml:space="preserve">Los dos datasets no comparten registros. Para regenerarlos se ejecuta </w:t>
       </w:r>
       <w:r>
         <w:rPr>
@@ -5543,7 +5687,7 @@
         <w:t xml:space="preserve">python3 preprocesamiento_art1.py</w:t>
       </w:r>
       <w:r>
-        <w:t xml:space="preserve">; los archivos resultantes son idénticos a los entregados.</w:t>
+        <w:t xml:space="preserve">; el resultado es idéntico byte a byte.</w:t>
       </w:r>
     </w:p>
     <w:p>
@@ -5560,7 +5704,7 @@
         <w:jc w:val="both"/>
       </w:pPr>
       <w:r>
-        <w:t xml:space="preserve">En todos los casos el programa muestra el mensaje de error, a continuación la ayuda integrada, y termina con código de salida 1.</w:t>
+        <w:t xml:space="preserve">En todos los casos el programa muestra el mensaje, a continuación el manual integrado, y termina con código de salida 1.</w:t>
       </w:r>
     </w:p>
     <w:tbl>
@@ -5676,7 +5820,7 @@
                 <w:sz w:val="19"/>
                 <w:szCs w:val="19"/>
               </w:rPr>
-              <w:t xml:space="preserve">Cómo resolverlo</w:t>
+              <w:t xml:space="preserve">Solución</w:t>
             </w:r>
           </w:p>
         </w:tc>
@@ -5707,7 +5851,7 @@
                 <w:sz w:val="19"/>
                 <w:szCs w:val="19"/>
               </w:rPr>
-              <w:t xml:space="preserve">Se ejecuta sin indicar ninguna opción</w:t>
+              <w:t xml:space="preserve">Se ejecuta sin argumentos</w:t>
             </w:r>
           </w:p>
         </w:tc>
@@ -5736,7 +5880,7 @@
                 <w:sz w:val="19"/>
                 <w:szCs w:val="19"/>
               </w:rPr>
-              <w:t xml:space="preserve">Muestra la ayuda</w:t>
+              <w:t xml:space="preserve">Muestra el manual</w:t>
             </w:r>
           </w:p>
         </w:tc>
@@ -5765,7 +5909,7 @@
                 <w:sz w:val="19"/>
                 <w:szCs w:val="19"/>
               </w:rPr>
-              <w:t xml:space="preserve">Indicar el archivo de datos con </w:t>
+              <w:t xml:space="preserve">Indicar el dataset con </w:t>
             </w:r>
             <w:r>
               <w:rPr>
@@ -5862,7 +6006,7 @@
                 <w:sz w:val="19"/>
                 <w:szCs w:val="19"/>
               </w:rPr>
-              <w:t xml:space="preserve">Revisar la ruta y la carpeta desde donde se ejecuta</w:t>
+              <w:t xml:space="preserve">Revisar la ruta y la carpeta actual</w:t>
             </w:r>
           </w:p>
         </w:tc>
@@ -5893,7 +6037,7 @@
                 <w:sz w:val="19"/>
                 <w:szCs w:val="19"/>
               </w:rPr>
-              <w:t xml:space="preserve">Hay un valor distinto de 0 o 1</w:t>
+              <w:t xml:space="preserve">Valor distinto de 0 o 1</w:t>
             </w:r>
           </w:p>
         </w:tc>
@@ -5951,7 +6095,7 @@
                 <w:sz w:val="19"/>
                 <w:szCs w:val="19"/>
               </w:rPr>
-              <w:t xml:space="preserve">Convertir los datos a 0 y 1 antes (ver </w:t>
+              <w:t xml:space="preserve">Binarizar los datos antes (ver </w:t>
             </w:r>
             <w:r>
               <w:rPr>
@@ -5997,7 +6141,7 @@
                 <w:sz w:val="19"/>
                 <w:szCs w:val="19"/>
               </w:rPr>
-              <w:t xml:space="preserve">Un registro tiene todos los valores en 0</w:t>
+              <w:t xml:space="preserve">Registro con todos 0</w:t>
             </w:r>
           </w:p>
         </w:tc>
@@ -6086,7 +6230,7 @@
                 <w:sz w:val="19"/>
                 <w:szCs w:val="19"/>
               </w:rPr>
-              <w:t xml:space="preserve">Una fila tiene otra cantidad de columnas</w:t>
+              <w:t xml:space="preserve">Fila con otra cantidad de columnas</w:t>
             </w:r>
           </w:p>
         </w:tc>
@@ -6175,7 +6319,7 @@
                 <w:sz w:val="19"/>
                 <w:szCs w:val="19"/>
               </w:rPr>
-              <w:t xml:space="preserve">El CSV usa punto y coma como separador</w:t>
+              <w:t xml:space="preserve">CSV separado por punto y coma</w:t>
             </w:r>
           </w:p>
         </w:tc>
@@ -6233,7 +6377,7 @@
                 <w:sz w:val="19"/>
                 <w:szCs w:val="19"/>
               </w:rPr>
-              <w:t xml:space="preserve">Guardarlo como CSV separado por comas</w:t>
+              <w:t xml:space="preserve">Guardar como CSV separado por comas</w:t>
             </w:r>
           </w:p>
         </w:tc>
@@ -6264,7 +6408,7 @@
                 <w:sz w:val="19"/>
                 <w:szCs w:val="19"/>
               </w:rPr>
-              <w:t xml:space="preserve">El archivo está vacío o no tiene registros</w:t>
+              <w:t xml:space="preserve">Archivo vacío o sin registros</w:t>
             </w:r>
           </w:p>
         </w:tc>
@@ -6353,7 +6497,7 @@
                 <w:sz w:val="19"/>
                 <w:szCs w:val="19"/>
               </w:rPr>
-              <w:t xml:space="preserve">El archivo no es de texto</w:t>
+              <w:t xml:space="preserve">Archivo que no es texto</w:t>
             </w:r>
           </w:p>
         </w:tc>
@@ -6442,7 +6586,7 @@
                 <w:sz w:val="19"/>
                 <w:szCs w:val="19"/>
               </w:rPr>
-              <w:t xml:space="preserve">La vigilancia está fuera de rango</w:t>
+              <w:t xml:space="preserve">ρ fuera de rango</w:t>
             </w:r>
           </w:p>
         </w:tc>
@@ -6539,7 +6683,7 @@
                 <w:sz w:val="19"/>
                 <w:szCs w:val="19"/>
               </w:rPr>
-              <w:t xml:space="preserve"> es menor que 1</w:t>
+              <w:t xml:space="preserve"> menor que 1</w:t>
             </w:r>
           </w:p>
         </w:tc>
@@ -6597,7 +6741,7 @@
                 <w:sz w:val="19"/>
                 <w:szCs w:val="19"/>
               </w:rPr>
-              <w:t xml:space="preserve">Usar un número entero positivo</w:t>
+              <w:t xml:space="preserve">Usar un entero positivo</w:t>
             </w:r>
           </w:p>
         </w:tc>
@@ -6628,7 +6772,7 @@
                 <w:sz w:val="19"/>
                 <w:szCs w:val="19"/>
               </w:rPr>
-              <w:t xml:space="preserve">No se puede guardar el archivo de salida</w:t>
+              <w:t xml:space="preserve">No se puede escribir la salida</w:t>
             </w:r>
           </w:p>
         </w:tc>
@@ -6686,7 +6830,7 @@
                 <w:sz w:val="19"/>
                 <w:szCs w:val="19"/>
               </w:rPr>
-              <w:t xml:space="preserve">Revisar la ruta y los permisos de la opción </w:t>
+              <w:t xml:space="preserve">Revisar la ruta y los permisos de </w:t>
             </w:r>
             <w:r>
               <w:rPr>
@@ -6713,7 +6857,7 @@
         <w:pStyle w:val="Heading3"/>
       </w:pPr>
       <w:r>
-        <w:t xml:space="preserve">¿Por qué el programa rechaza los registros con todos los valores en 0?</w:t>
+        <w:t xml:space="preserve">¿Por qué el programa rechaza los vectores con todos los valores en 0?</w:t>
       </w:r>
     </w:p>
     <w:p>
@@ -6722,7 +6866,7 @@
         <w:jc w:val="both"/>
       </w:pPr>
       <w:r>
-        <w:t xml:space="preserve">Para decidir si un registro se parece a un grupo, la red calcula qué parte de los unos del registro también está en el prototipo del grupo, y para eso divide por la cantidad de unos del registro (‖X‖). Si el registro no tiene ningún 1, habría que dividir por cero y el resultado no estaría definido. Por eso esos registros se filtran antes; en la telemetría de este trabajo corresponden a los momentos sin ninguna alerta.</w:t>
+        <w:t xml:space="preserve">Porque el test de vigilancia calcula qué fracción de los unos del patrón también está en el prototipo, y para eso divide por la cantidad de unos del patrón (‖X‖). Si el vector es nulo, la división es por cero y el resultado queda indeterminado. Esos registros deben filtrarse en el preprocesamiento; en la telemetría de este trabajo representan los períodos sin ninguna alerta.</w:t>
       </w:r>
     </w:p>
     <w:p>
@@ -6739,27 +6883,27 @@
         <w:jc w:val="both"/>
       </w:pPr>
       <w:r>
-        <w:t xml:space="preserve">Con una </w:t>
+        <w:t xml:space="preserve">Con </w:t>
       </w:r>
       <w:r>
         <w:rPr>
           <w:b/>
           <w:bCs/>
         </w:rPr>
-        <w:t xml:space="preserve">vigilancia baja</w:t>
-      </w:r>
-      <w:r>
-        <w:t xml:space="preserve"> (por ejemplo 0.3), la red es tolerante y junta registros diferentes en pocos grupos amplios; el riesgo es que una anomalía quede mezclada con el funcionamiento normal. Con una </w:t>
+        <w:t xml:space="preserve">ρ bajo</w:t>
+      </w:r>
+      <w:r>
+        <w:t xml:space="preserve"> (por ejemplo 0.3), la red es tolerante y fusiona patrones heterogéneos en pocas categorías amplias, con el riesgo de camuflar anomalías dentro del comportamiento normal. Con </w:t>
       </w:r>
       <w:r>
         <w:rPr>
           <w:b/>
           <w:bCs/>
         </w:rPr>
-        <w:t xml:space="preserve">vigilancia alta</w:t>
-      </w:r>
-      <w:r>
-        <w:t xml:space="preserve"> (por ejemplo 0.9), exige coincidencias casi exactas: pequeñas diferencias o errores de medición hacen que la red descarte el grupo candidato y cree muchos grupos. En el informe se muestra que, al presentar primero el funcionamiento normal y después el de estrés, con ρ ≥ 0.7 ningún registro de estrés queda en un grupo del funcionamiento normal, mientras que con ρ ≤ 0.3 quedan 96 de cada 100.</w:t>
+        <w:t xml:space="preserve">ρ alto</w:t>
+      </w:r>
+      <w:r>
+        <w:t xml:space="preserve"> (por ejemplo 0.9), exige coincidencias casi exactas: pequeñas variaciones o ruido disparan el reset (la red descarta el nodo candidato) y se crean muchas categorías. En el informe se muestra que, al presentar el régimen nominal y luego el de estrés, con ρ ≥ 0.7 ningún patrón de estrés es absorbido por una categoría nominal, mientras que con ρ ≤ 0.3 se absorben 96 de cada 100.</w:t>
       </w:r>
     </w:p>
     <w:p>
@@ -6776,7 +6920,7 @@
         <w:jc w:val="both"/>
       </w:pPr>
       <w:r>
-        <w:t xml:space="preserve">K-Means y Fuzzy C-Means son algoritmos clásicos de agrupamiento. En ambos hay que decidir de antemano cuántos grupos se buscan (K o c), recorren los datos muchas veces hasta que los centros de los grupos dejan de moverse y aceptan valores numéricos continuos. La red de Carpenter/Grossberg no necesita saber cuántos grupos hay, aprende en una sola pasada, puede seguir incorporando datos nuevos sin olvidar lo aprendido y, en su versión ART-1, solo procesa valores 0 y 1.</w:t>
+        <w:t xml:space="preserve">En K-Means y Fuzzy C-Means la cantidad de clústeres (K o c) se fija de antemano, los datos se recorren muchas veces (épocas) hasta que los centroides, es decir, los centros de los clústeres, convergen, y se aceptan valores continuos. La red de Carpenter/Grossberg no necesita conocer la cantidad de clústeres, aprende en una sola pasada y en línea (puede seguir incorporando patrones nuevos sin olvidar los anteriores) y, en su versión ART-1, solo procesa entradas binarias.</w:t>
       </w:r>
     </w:p>
     <w:p>
@@ -6793,7 +6937,7 @@
         <w:jc w:val="both"/>
       </w:pPr>
       <w:r>
-        <w:t xml:space="preserve">La regla de Lippmann exige que el parecido sea estrictamente mayor que ρ. Como el parecido máximo posible es 1, con ρ = 1 ningún registro cumpliría la regla, ni siquiera uno idéntico a un prototipo. Para exigir coincidencia exacta alcanza con un valor como 0.99.</w:t>
+        <w:t xml:space="preserve">El test de Lippmann exige que la coincidencia sea estrictamente mayor que ρ. La coincidencia máxima posible es 1, así que con ρ = 1 ningún patrón superaría el test, ni siquiera uno idéntico a un prototipo. Para exigir coincidencia exacta alcanza con un valor como 0.99.</w:t>
       </w:r>
     </w:p>
     <w:p>
@@ -6810,7 +6954,7 @@
         <w:jc w:val="both"/>
       </w:pPr>
       <w:r>
-        <w:t xml:space="preserve">Porque la red aprende a medida que recibe los datos: el primer registro de cada grupo define su prototipo inicial, y el AND lo va recortando con los registros siguientes. Es una propiedad del algoritmo del líder y no un error del programa. En el informe se mide este efecto con 20 órdenes al azar.</w:t>
+        <w:t xml:space="preserve">Porque la red aprende en línea: el primer patrón de cada clúster define el prototipo inicial y el AND lo va recortando con los siguientes. Es una propiedad del algoritmo del líder, no un error. En el informe se cuantifica este efecto con 20 órdenes aleatorios.</w:t>
       </w:r>
     </w:p>
     <w:p>
@@ -6827,7 +6971,7 @@
         <w:jc w:val="both"/>
       </w:pPr>
       <w:r>
-        <w:t xml:space="preserve">Hay que convertir cada variable a 0 y 1 (por ejemplo, comparándola con un umbral), eliminar los registros sin ningún 1 y guardar el resultado como CSV separado por comas, con encabezado. El script </w:t>
+        <w:t xml:space="preserve">Hay que binarizar cada variable (por ejemplo, comparándola con un umbral), eliminar los vectores nulos y guardar el resultado como CSV separado por comas, con encabezado. El script </w:t>
       </w:r>
       <w:r>
         <w:rPr>
